--- a/CMA_Summaries_B2_Ch08.docx
+++ b/CMA_Summaries_B2_Ch08.docx
@@ -7753,7 +7753,7 @@
           <w:sz w:val="15"/>
           <w:szCs w:val="15"/>
         </w:rPr>
-        <w:t xml:space="preserve">The bars are drawn to scale.</w:t>
+        <w:t xml:space="preserve">The parts add up to the total; the bars are to scale.</w:t>
       </w:r>
     </w:p>
     <w:p>
@@ -7764,7 +7764,7 @@
       <w:r>
         <w:drawing>
           <wp:inline distT="0" distB="0" distL="0" distR="0">
-            <wp:extent cx="5734050" cy="1644775"/>
+            <wp:extent cx="5734050" cy="1810750"/>
             <wp:effectExtent t="0" r="0" b="0" l="0"/>
             <wp:docPr id="1" name="" descr="" title=""/>
             <wp:cNvGraphicFramePr>
@@ -7789,7 +7789,7 @@
                   <pic:spPr bwMode="auto">
                     <a:xfrm>
                       <a:off x="0" y="0"/>
-                      <a:ext cx="5734050" cy="1644775"/>
+                      <a:ext cx="5734050" cy="1810750"/>
                     </a:xfrm>
                     <a:prstGeom prst="rect">
                       <a:avLst/>
@@ -9954,7 +9954,7 @@
           <w:sz w:val="15"/>
           <w:szCs w:val="15"/>
         </w:rPr>
-        <w:t xml:space="preserve">The bars are drawn to scale.</w:t>
+        <w:t xml:space="preserve">The parts add up to the total; the bars are to scale.</w:t>
       </w:r>
     </w:p>
     <w:p>
@@ -9965,7 +9965,7 @@
       <w:r>
         <w:drawing>
           <wp:inline distT="0" distB="0" distL="0" distR="0">
-            <wp:extent cx="5734050" cy="1644775"/>
+            <wp:extent cx="5734050" cy="1810750"/>
             <wp:effectExtent t="0" r="0" b="0" l="0"/>
             <wp:docPr id="1" name="" descr="" title=""/>
             <wp:cNvGraphicFramePr>
@@ -9990,7 +9990,7 @@
                   <pic:spPr bwMode="auto">
                     <a:xfrm>
                       <a:off x="0" y="0"/>
-                      <a:ext cx="5734050" cy="1644775"/>
+                      <a:ext cx="5734050" cy="1810750"/>
                     </a:xfrm>
                     <a:prstGeom prst="rect">
                       <a:avLst/>
@@ -12665,7 +12665,7 @@
       <w:r>
         <w:drawing>
           <wp:inline distT="0" distB="0" distL="0" distR="0">
-            <wp:extent cx="5734050" cy="2768950"/>
+            <wp:extent cx="5734050" cy="2074825"/>
             <wp:effectExtent t="0" r="0" b="0" l="0"/>
             <wp:docPr id="1" name="" descr="" title=""/>
             <wp:cNvGraphicFramePr>
@@ -12690,7 +12690,7 @@
                   <pic:spPr bwMode="auto">
                     <a:xfrm>
                       <a:off x="0" y="0"/>
-                      <a:ext cx="5734050" cy="2768950"/>
+                      <a:ext cx="5734050" cy="2074825"/>
                     </a:xfrm>
                     <a:prstGeom prst="rect">
                       <a:avLst/>
@@ -12758,7 +12758,7 @@
                 <w:sz w:val="16"/>
                 <w:szCs w:val="16"/>
               </w:rPr>
-              <w:t xml:space="preserve">proration   ·   normal capacity   ·   theoretical capacity</w:t>
+              <w:t xml:space="preserve">underapplied overhead   ·   denominator level   ·   التوزيع النسبي</w:t>
             </w:r>
           </w:p>
         </w:tc>
@@ -14170,7 +14170,7 @@
                 <w:sz w:val="16"/>
                 <w:szCs w:val="16"/>
               </w:rPr>
-              <w:t xml:space="preserve">proration</w:t>
+              <w:t xml:space="preserve">underapplied overhead</w:t>
             </w:r>
           </w:p>
         </w:tc>
@@ -14238,7 +14238,7 @@
                 <w:sz w:val="16"/>
                 <w:szCs w:val="16"/>
               </w:rPr>
-              <w:t xml:space="preserve">normal capacity</w:t>
+              <w:t xml:space="preserve">denominator level</w:t>
             </w:r>
           </w:p>
         </w:tc>

--- a/CMA_Summaries_B2_Ch08.docx
+++ b/CMA_Summaries_B2_Ch08.docx
@@ -7730,6 +7730,19 @@
     <w:p/>
     <w:p>
       <w:pPr>
+        <w:spacing w:before="20" w:after="20" w:line="360" w:lineRule="auto"/>
+        <w:ind w:left="200"/>
+      </w:pPr>
+      <w:r>
+        <w:rPr>
+          <w:sz w:val="19"/>
+          <w:szCs w:val="19"/>
+        </w:rPr>
+        <w:t xml:space="preserve">The first share is done.</w:t>
+      </w:r>
+    </w:p>
+    <w:p>
+      <w:pPr>
         <w:spacing w:before="44" w:after="10"/>
       </w:pPr>
       <w:r>
@@ -7857,7 +7870,7 @@
                 <w:sz w:val="16"/>
                 <w:szCs w:val="16"/>
               </w:rPr>
-              <w:t xml:space="preserve">Overhead applied in ending WIP   ·   Overhead applied in ending FG</w:t>
+              <w:t xml:space="preserve">plantwide overhead rate   ·   Overhead applied in COGS</w:t>
             </w:r>
           </w:p>
         </w:tc>
@@ -8262,7 +8275,7 @@
         <w:tc>
           <w:tcPr>
             <w:tcW w:type="pct" w:w="2042"/>
-            <w:shd w:fill="FFFFFF" w:val="clear"/>
+            <w:shd w:fill="FBFAF6" w:val="clear"/>
             <w:tcMar>
               <w:top w:type="dxa" w:w="50"/>
               <w:left w:type="dxa" w:w="110"/>
@@ -8272,24 +8285,21 @@
           </w:tcPr>
           <w:p>
             <w:pPr>
-              <w:spacing w:before="46" w:after="46"/>
-            </w:pPr>
-            <w:r>
-              <w:rPr>
-                <w:b/>
-                <w:bCs/>
-                <w:color w:val="8186EF"/>
-                <w:sz w:val="14"/>
-                <w:szCs w:val="14"/>
-              </w:rPr>
-              <w:t xml:space="preserve">(15)</w:t>
+              <w:spacing w:before="28" w:after="28"/>
+            </w:pPr>
+            <w:r>
+              <w:rPr>
+                <w:sz w:val="15"/>
+                <w:szCs w:val="15"/>
+              </w:rPr>
+              <w:t xml:space="preserve">Simple; COGS absorbs all</w:t>
             </w:r>
           </w:p>
         </w:tc>
         <w:tc>
           <w:tcPr>
             <w:tcW w:type="pct" w:w="2200"/>
-            <w:shd w:fill="FBFAF6" w:val="clear"/>
+            <w:shd w:fill="FFFFFF" w:val="clear"/>
             <w:tcMar>
               <w:top w:type="dxa" w:w="50"/>
               <w:left w:type="dxa" w:w="110"/>
@@ -8299,14 +8309,17 @@
           </w:tcPr>
           <w:p>
             <w:pPr>
-              <w:spacing w:before="28" w:after="28"/>
-            </w:pPr>
-            <w:r>
-              <w:rPr>
-                <w:sz w:val="15"/>
-                <w:szCs w:val="15"/>
-              </w:rPr>
-              <w:t xml:space="preserve">Inventories show nearer-actual cost</w:t>
+              <w:spacing w:before="46" w:after="46"/>
+            </w:pPr>
+            <w:r>
+              <w:rPr>
+                <w:b/>
+                <w:bCs/>
+                <w:color w:val="8186EF"/>
+                <w:sz w:val="14"/>
+                <w:szCs w:val="14"/>
+              </w:rPr>
+              <w:t xml:space="preserve">(15)</w:t>
             </w:r>
           </w:p>
         </w:tc>
@@ -8471,7 +8484,7 @@
                 <w:sz w:val="16"/>
                 <w:szCs w:val="16"/>
               </w:rPr>
-              <w:t xml:space="preserve">Simple; COGS absorbs all   ·   Applied OH   ·   All to COGS   ·   Dr MOH Applied, Dr (or Cr) COGS; Cr MOH Control   ·   Difference is material   ·   Abnormal</w:t>
+              <w:t xml:space="preserve">fixed overhead   ·   Inventories show nearer-actual cost   ·   Dr MOH Applied, Dr (or Cr) COGS; Cr MOH Control   ·   Abnormal   ·   All to COGS   ·   Difference is material</w:t>
             </w:r>
           </w:p>
         </w:tc>
@@ -8897,7 +8910,7 @@
                 <w:sz w:val="16"/>
                 <w:szCs w:val="16"/>
               </w:rPr>
-              <w:t xml:space="preserve">Overhead applied in ending WIP</w:t>
+              <w:t xml:space="preserve">Overhead applied in COGS</w:t>
             </w:r>
           </w:p>
         </w:tc>
@@ -9169,7 +9182,7 @@
                 <w:sz w:val="16"/>
                 <w:szCs w:val="16"/>
               </w:rPr>
-              <w:t xml:space="preserve">Simple; COGS absorbs all</w:t>
+              <w:t xml:space="preserve">Inventories show nearer-actual cost</w:t>
             </w:r>
           </w:p>
         </w:tc>
@@ -9922,7 +9935,215 @@
                 <w:sz w:val="16"/>
                 <w:szCs w:val="16"/>
               </w:rPr>
-              <w:t xml:space="preserve">write-off   ·   proration   ·   capacity   ·   prorate   ·   Compute   ·   exam-core   ·   Balances   ·   difference   ·   flexible   ·   Actual   ·   finished   ·   analyzes   ·   compare</w:t>
+              <w:t xml:space="preserve">write-off   ·   proration   ·   capacity   ·   prorate   ·   methods   ·   exam-core   ·   Balances   ·   difference   ·   flexible   ·   Actual   ·   finished   ·   analyzes   ·   compare</w:t>
+            </w:r>
+          </w:p>
+        </w:tc>
+      </w:tr>
+    </w:tbl>
+    <w:p/>
+    <w:p>
+      <w:pPr>
+        <w:spacing w:before="44" w:after="14"/>
+      </w:pPr>
+      <w:r>
+        <w:rPr>
+          <w:b/>
+          <w:bCs/>
+          <w:color w:val="353A7C"/>
+          <w:sz w:val="18"/>
+          <w:szCs w:val="18"/>
+        </w:rPr>
+        <w:t xml:space="preserve">Summary 2</w:t>
+      </w:r>
+      <w:r>
+        <w:rPr>
+          <w:color w:val="6B7280"/>
+          <w:sz w:val="16"/>
+          <w:szCs w:val="16"/>
+        </w:rPr>
+        <w:t xml:space="preserve">      gaps 13–15</w:t>
+      </w:r>
+    </w:p>
+    <w:p>
+      <w:pPr>
+        <w:spacing w:before="20" w:after="20" w:line="360" w:lineRule="auto"/>
+        <w:ind w:left="200"/>
+      </w:pPr>
+      <w:r>
+        <w:rPr>
+          <w:sz w:val="19"/>
+          <w:szCs w:val="19"/>
+        </w:rPr>
+        <w:t xml:space="preserve">Most of it, $192,000, is the </w:t>
+      </w:r>
+      <w:r>
+        <w:rPr>
+          <w:b/>
+          <w:bCs/>
+          <w:color w:val="8186EF"/>
+          <w:sz w:val="15"/>
+          <w:szCs w:val="15"/>
+        </w:rPr>
+        <w:t xml:space="preserve"> (13) </w:t>
+      </w:r>
+      <w:r>
+        <w:rPr>
+          <w:u w:val="single"/>
+          <w:sz w:val="19"/>
+          <w:szCs w:val="19"/>
+        </w:rPr>
+        <w:t xml:space="preserve">                   </w:t>
+      </w:r>
+      <w:r>
+        <w:rPr>
+          <w:sz w:val="19"/>
+          <w:szCs w:val="19"/>
+        </w:rPr>
+        <w:t xml:space="preserve"> </w:t>
+      </w:r>
+      <w:r>
+        <w:rPr>
+          <w:sz w:val="19"/>
+          <w:szCs w:val="19"/>
+        </w:rPr>
+        <w:t xml:space="preserve"> effect: fixed overhead was budgeted for normal capacity but applied to only 92,000 hours. </w:t>
+      </w:r>
+      <w:r>
+        <w:rPr>
+          <w:sz w:val="19"/>
+          <w:szCs w:val="19"/>
+        </w:rPr>
+        <w:t xml:space="preserve"/>
+      </w:r>
+      <w:r>
+        <w:rPr>
+          <w:b/>
+          <w:bCs/>
+          <w:color w:val="8186EF"/>
+          <w:sz w:val="15"/>
+          <w:szCs w:val="15"/>
+        </w:rPr>
+        <w:t xml:space="preserve"> (14) </w:t>
+      </w:r>
+      <w:r>
+        <w:rPr>
+          <w:u w:val="single"/>
+          <w:sz w:val="19"/>
+          <w:szCs w:val="19"/>
+        </w:rPr>
+        <w:t xml:space="preserve">           </w:t>
+      </w:r>
+      <w:r>
+        <w:rPr>
+          <w:sz w:val="19"/>
+          <w:szCs w:val="19"/>
+        </w:rPr>
+        <w:t xml:space="preserve"> </w:t>
+      </w:r>
+      <w:r>
+        <w:rPr>
+          <w:sz w:val="19"/>
+          <w:szCs w:val="19"/>
+        </w:rPr>
+        <w:t xml:space="preserve"> adds $30,000 and variable overhead $8,000. </w:t>
+      </w:r>
+      <w:r>
+        <w:rPr>
+          <w:sz w:val="19"/>
+          <w:szCs w:val="19"/>
+        </w:rPr>
+        <w:t xml:space="preserve">Book 3 calls these </w:t>
+      </w:r>
+      <w:r>
+        <w:rPr>
+          <w:b/>
+          <w:bCs/>
+          <w:color w:val="8186EF"/>
+          <w:sz w:val="15"/>
+          <w:szCs w:val="15"/>
+        </w:rPr>
+        <w:t xml:space="preserve"> (15) </w:t>
+      </w:r>
+      <w:r>
+        <w:rPr>
+          <w:u w:val="single"/>
+          <w:sz w:val="19"/>
+          <w:szCs w:val="19"/>
+        </w:rPr>
+        <w:t xml:space="preserve">           </w:t>
+      </w:r>
+      <w:r>
+        <w:rPr>
+          <w:sz w:val="19"/>
+          <w:szCs w:val="19"/>
+        </w:rPr>
+        <w:t xml:space="preserve"> </w:t>
+      </w:r>
+      <w:r>
+        <w:rPr>
+          <w:sz w:val="19"/>
+          <w:szCs w:val="19"/>
+        </w:rPr>
+        <w:t xml:space="preserve">. </w:t>
+      </w:r>
+    </w:p>
+    <w:tbl>
+      <w:tblPr>
+        <w:tblW w:type="pct" w:w="100%"/>
+        <w:tblLayout w:type="fixed"/>
+        <w:tblBorders>
+          <w:top w:val="single" w:color="FBFAF6" w:sz="4"/>
+          <w:left w:val="single" w:color="FBFAF6" w:sz="4"/>
+          <w:bottom w:val="single" w:color="FBFAF6" w:sz="4"/>
+          <w:right w:val="single" w:color="FBFAF6" w:sz="4"/>
+          <w:insideH w:val="single" w:color="FBFAF6" w:sz="4"/>
+          <w:insideV w:val="single" w:color="FBFAF6" w:sz="4"/>
+        </w:tblBorders>
+      </w:tblPr>
+      <w:tblGrid>
+        <w:gridCol w:w="9600"/>
+      </w:tblGrid>
+      <w:tr>
+        <w:tc>
+          <w:tcPr>
+            <w:tcW w:type="pct" w:w="5000"/>
+            <w:shd w:fill="FBFAF6" w:val="clear"/>
+            <w:tcMar>
+              <w:top w:type="dxa" w:w="40"/>
+              <w:left w:type="dxa" w:w="100"/>
+              <w:bottom w:type="dxa" w:w="40"/>
+              <w:right w:type="dxa" w:w="100"/>
+            </w:tcMar>
+          </w:tcPr>
+          <w:p>
+            <w:pPr>
+              <w:spacing w:before="18" w:after="6"/>
+            </w:pPr>
+            <w:r>
+              <w:rPr>
+                <w:b/>
+                <w:bCs/>
+                <w:color w:val="6B7280"/>
+                <w:sz w:val="14"/>
+                <w:szCs w:val="14"/>
+              </w:rPr>
+              <w:t xml:space="preserve">word list</w:t>
+            </w:r>
+          </w:p>
+          <w:p>
+            <w:pPr>
+              <w:spacing w:before="0" w:after="18"/>
+            </w:pPr>
+            <w:r>
+              <w:rPr>
+                <w:b/>
+                <w:bCs/>
+                <w:color w:val="353A7C"/>
+                <w:sz w:val="16"/>
+                <w:szCs w:val="16"/>
+              </w:rPr>
+              <w:t xml:space="preserve">variances   ·   Spending   ·   production-volume   ·   proration</w:t>
             </w:r>
           </w:p>
         </w:tc>
@@ -10058,13 +10279,25 @@
                 <w:sz w:val="16"/>
                 <w:szCs w:val="16"/>
               </w:rPr>
-              <w:t xml:space="preserve">Ending WIP   ·   normal capacity</w:t>
+              <w:t xml:space="preserve">Cost of goods sold   ·   departmental overhead rate</w:t>
             </w:r>
           </w:p>
         </w:tc>
       </w:tr>
     </w:tbl>
     <w:p/>
+    <w:p>
+      <w:pPr>
+        <w:pageBreakBefore w:val="true"/>
+        <w:spacing w:after="0"/>
+      </w:pPr>
+      <w:r>
+        <w:rPr>
+          <w:sz w:val="2"/>
+        </w:rPr>
+        <w:t xml:space="preserve"> </w:t>
+      </w:r>
+    </w:p>
     <w:tbl>
       <w:tblPr>
         <w:tblW w:type="pct" w:w="100%"/>
@@ -10271,7 +10504,7 @@
                 <w:sz w:val="14"/>
                 <w:szCs w:val="14"/>
               </w:rPr>
-              <w:t xml:space="preserve">(14)</w:t>
+              <w:t xml:space="preserve">(17)</w:t>
             </w:r>
           </w:p>
         </w:tc>
@@ -10562,7 +10795,7 @@
                 <w:sz w:val="14"/>
                 <w:szCs w:val="14"/>
               </w:rPr>
-              <w:t xml:space="preserve">(15)</w:t>
+              <w:t xml:space="preserve">(18)</w:t>
             </w:r>
           </w:p>
         </w:tc>
@@ -10642,6 +10875,7 @@
         <w:tc>
           <w:tcPr>
             <w:tcW w:type="pct" w:w="2200"/>
+            <w:shd w:fill="FFFFFF" w:val="clear"/>
             <w:tcMar>
               <w:top w:type="dxa" w:w="50"/>
               <w:left w:type="dxa" w:w="110"/>
@@ -10651,14 +10885,17 @@
           </w:tcPr>
           <w:p>
             <w:pPr>
-              <w:spacing w:before="28" w:after="28"/>
-            </w:pPr>
-            <w:r>
-              <w:rPr>
-                <w:sz w:val="15"/>
-                <w:szCs w:val="15"/>
-              </w:rPr>
-              <w:t xml:space="preserve">Manufacturing Overhead Control</w:t>
+              <w:spacing w:before="46" w:after="46"/>
+            </w:pPr>
+            <w:r>
+              <w:rPr>
+                <w:b/>
+                <w:bCs/>
+                <w:color w:val="8186EF"/>
+                <w:sz w:val="14"/>
+                <w:szCs w:val="14"/>
+              </w:rPr>
+              <w:t xml:space="preserve">(19)</w:t>
             </w:r>
           </w:p>
         </w:tc>
@@ -10737,7 +10974,7 @@
         <w:tc>
           <w:tcPr>
             <w:tcW w:type="pct" w:w="2200"/>
-            <w:shd w:fill="FFFFFF" w:val="clear"/>
+            <w:shd w:fill="FBFAF6" w:val="clear"/>
             <w:tcMar>
               <w:top w:type="dxa" w:w="50"/>
               <w:left w:type="dxa" w:w="110"/>
@@ -10747,17 +10984,14 @@
           </w:tcPr>
           <w:p>
             <w:pPr>
-              <w:spacing w:before="46" w:after="46"/>
-            </w:pPr>
-            <w:r>
-              <w:rPr>
-                <w:b/>
-                <w:bCs/>
-                <w:color w:val="8186EF"/>
-                <w:sz w:val="14"/>
-                <w:szCs w:val="14"/>
-              </w:rPr>
-              <w:t xml:space="preserve">(16)</w:t>
+              <w:spacing w:before="28" w:after="28"/>
+            </w:pPr>
+            <w:r>
+              <w:rPr>
+                <w:sz w:val="15"/>
+                <w:szCs w:val="15"/>
+              </w:rPr>
+              <w:t xml:space="preserve">Totals</w:t>
             </w:r>
           </w:p>
         </w:tc>
@@ -10867,7 +11101,7 @@
                 <w:sz w:val="16"/>
                 <w:szCs w:val="16"/>
               </w:rPr>
-              <w:t xml:space="preserve">1,660,000 / 820,000   ·   Manufacturing Overhead Applied   ·   Cost of Goods Sold   ·   Totals</w:t>
+              <w:t xml:space="preserve">Manufacturing Overhead Control   ·   Cost of Goods Sold   ·   plantwide overhead rate   ·   Manufacturing Overhead Applied</w:t>
             </w:r>
           </w:p>
         </w:tc>
@@ -10923,16 +11157,173 @@
     <w:p/>
     <w:p>
       <w:pPr>
-        <w:pageBreakBefore w:val="true"/>
-        <w:spacing w:after="0"/>
+        <w:spacing w:before="44" w:after="14"/>
       </w:pPr>
       <w:r>
         <w:rPr>
-          <w:sz w:val="2"/>
+          <w:b/>
+          <w:bCs/>
+          <w:color w:val="353A7C"/>
+          <w:sz w:val="18"/>
+          <w:szCs w:val="18"/>
+        </w:rPr>
+        <w:t xml:space="preserve">Summary 3</w:t>
+      </w:r>
+      <w:r>
+        <w:rPr>
+          <w:color w:val="6B7280"/>
+          <w:sz w:val="16"/>
+          <w:szCs w:val="16"/>
+        </w:rPr>
+        <w:t xml:space="preserve">      gaps 20–21</w:t>
+      </w:r>
+    </w:p>
+    <w:p>
+      <w:pPr>
+        <w:spacing w:before="20" w:after="20" w:line="360" w:lineRule="auto"/>
+        <w:ind w:left="200"/>
+      </w:pPr>
+      <w:r>
+        <w:rPr>
+          <w:sz w:val="19"/>
+          <w:szCs w:val="19"/>
+        </w:rPr>
+        <w:t xml:space="preserve">Proration leaves $69,000 of the </w:t>
+      </w:r>
+      <w:r>
+        <w:rPr>
+          <w:b/>
+          <w:bCs/>
+          <w:color w:val="8186EF"/>
+          <w:sz w:val="15"/>
+          <w:szCs w:val="15"/>
+        </w:rPr>
+        <w:t xml:space="preserve"> (20) </w:t>
+      </w:r>
+      <w:r>
+        <w:rPr>
+          <w:u w:val="single"/>
+          <w:sz w:val="19"/>
+          <w:szCs w:val="19"/>
+        </w:rPr>
+        <w:t xml:space="preserve">              </w:t>
+      </w:r>
+      <w:r>
+        <w:rPr>
+          <w:sz w:val="19"/>
+          <w:szCs w:val="19"/>
         </w:rPr>
         <w:t xml:space="preserve"> </w:t>
       </w:r>
+      <w:r>
+        <w:rPr>
+          <w:sz w:val="19"/>
+          <w:szCs w:val="19"/>
+        </w:rPr>
+        <w:t xml:space="preserve"> overhead in inventory, so operating income is $69,000 higher than with a write-off. </w:t>
+      </w:r>
+      <w:r>
+        <w:rPr>
+          <w:sz w:val="19"/>
+          <w:szCs w:val="19"/>
+        </w:rPr>
+        <w:t xml:space="preserve">The cost reaches the income </w:t>
+      </w:r>
+      <w:r>
+        <w:rPr>
+          <w:b/>
+          <w:bCs/>
+          <w:color w:val="8186EF"/>
+          <w:sz w:val="15"/>
+          <w:szCs w:val="15"/>
+        </w:rPr>
+        <w:t xml:space="preserve"> (21) </w:t>
+      </w:r>
+      <w:r>
+        <w:rPr>
+          <w:u w:val="single"/>
+          <w:sz w:val="19"/>
+          <w:szCs w:val="19"/>
+        </w:rPr>
+        <w:t xml:space="preserve">           </w:t>
+      </w:r>
+      <w:r>
+        <w:rPr>
+          <w:sz w:val="19"/>
+          <w:szCs w:val="19"/>
+        </w:rPr>
+        <w:t xml:space="preserve"> </w:t>
+      </w:r>
+      <w:r>
+        <w:rPr>
+          <w:sz w:val="19"/>
+          <w:szCs w:val="19"/>
+        </w:rPr>
+        <w:t xml:space="preserve"> later, when the inventory is sold. </w:t>
+      </w:r>
     </w:p>
+    <w:tbl>
+      <w:tblPr>
+        <w:tblW w:type="pct" w:w="100%"/>
+        <w:tblLayout w:type="fixed"/>
+        <w:tblBorders>
+          <w:top w:val="single" w:color="FBFAF6" w:sz="4"/>
+          <w:left w:val="single" w:color="FBFAF6" w:sz="4"/>
+          <w:bottom w:val="single" w:color="FBFAF6" w:sz="4"/>
+          <w:right w:val="single" w:color="FBFAF6" w:sz="4"/>
+          <w:insideH w:val="single" w:color="FBFAF6" w:sz="4"/>
+          <w:insideV w:val="single" w:color="FBFAF6" w:sz="4"/>
+        </w:tblBorders>
+      </w:tblPr>
+      <w:tblGrid>
+        <w:gridCol w:w="9600"/>
+      </w:tblGrid>
+      <w:tr>
+        <w:tc>
+          <w:tcPr>
+            <w:tcW w:type="pct" w:w="5000"/>
+            <w:shd w:fill="FBFAF6" w:val="clear"/>
+            <w:tcMar>
+              <w:top w:type="dxa" w:w="40"/>
+              <w:left w:type="dxa" w:w="100"/>
+              <w:bottom w:type="dxa" w:w="40"/>
+              <w:right w:type="dxa" w:w="100"/>
+            </w:tcMar>
+          </w:tcPr>
+          <w:p>
+            <w:pPr>
+              <w:spacing w:before="18" w:after="6"/>
+            </w:pPr>
+            <w:r>
+              <w:rPr>
+                <w:b/>
+                <w:bCs/>
+                <w:color w:val="6B7280"/>
+                <w:sz w:val="14"/>
+                <w:szCs w:val="14"/>
+              </w:rPr>
+              <w:t xml:space="preserve">word list</w:t>
+            </w:r>
+          </w:p>
+          <w:p>
+            <w:pPr>
+              <w:spacing w:before="0" w:after="18"/>
+            </w:pPr>
+            <w:r>
+              <w:rPr>
+                <w:b/>
+                <w:bCs/>
+                <w:color w:val="353A7C"/>
+                <w:sz w:val="16"/>
+                <w:szCs w:val="16"/>
+              </w:rPr>
+              <w:t xml:space="preserve">Compute   ·   statement   ·   underapplied</w:t>
+            </w:r>
+          </w:p>
+        </w:tc>
+      </w:tr>
+    </w:tbl>
+    <w:p/>
     <w:p>
       <w:pPr>
         <w:spacing w:before="44" w:after="10"/>
@@ -11062,7 +11453,7 @@
                 <w:sz w:val="16"/>
                 <w:szCs w:val="16"/>
               </w:rPr>
-              <w:t xml:space="preserve">Operating income   ·   Cost of goods sold   ·   plantwide overhead rate</w:t>
+              <w:t xml:space="preserve">Operating income   ·   master-budget capacity   ·   Selling and administrative</w:t>
             </w:r>
           </w:p>
         </w:tc>
@@ -11118,6 +11509,18 @@
     <w:p/>
     <w:p>
       <w:pPr>
+        <w:pageBreakBefore w:val="true"/>
+        <w:spacing w:after="0"/>
+      </w:pPr>
+      <w:r>
+        <w:rPr>
+          <w:sz w:val="2"/>
+        </w:rPr>
+        <w:t xml:space="preserve"> </w:t>
+      </w:r>
+    </w:p>
+    <w:p>
+      <w:pPr>
         <w:spacing w:before="44" w:after="14"/>
       </w:pPr>
       <w:r>
@@ -11128,7 +11531,7 @@
           <w:sz w:val="18"/>
           <w:szCs w:val="18"/>
         </w:rPr>
-        <w:t xml:space="preserve">Summary 2</w:t>
+        <w:t xml:space="preserve">Summary 4</w:t>
       </w:r>
       <w:r>
         <w:rPr>
@@ -11136,7 +11539,7 @@
           <w:sz w:val="16"/>
           <w:szCs w:val="16"/>
         </w:rPr>
-        <w:t xml:space="preserve">      gaps 19–21</w:t>
+        <w:t xml:space="preserve">      gaps 24–26</w:t>
       </w:r>
     </w:p>
     <w:p>
@@ -11159,7 +11562,7 @@
           <w:sz w:val="15"/>
           <w:szCs w:val="15"/>
         </w:rPr>
-        <w:t xml:space="preserve"> (19) </w:t>
+        <w:t xml:space="preserve"> (24) </w:t>
       </w:r>
       <w:r>
         <w:rPr>
@@ -11198,7 +11601,7 @@
           <w:sz w:val="15"/>
           <w:szCs w:val="15"/>
         </w:rPr>
-        <w:t xml:space="preserve"> (20) </w:t>
+        <w:t xml:space="preserve"> (25) </w:t>
       </w:r>
       <w:r>
         <w:rPr>
@@ -11237,7 +11640,7 @@
           <w:sz w:val="15"/>
           <w:szCs w:val="15"/>
         </w:rPr>
-        <w:t xml:space="preserve"> (21) </w:t>
+        <w:t xml:space="preserve"> (26) </w:t>
       </w:r>
       <w:r>
         <w:rPr>
@@ -11324,7 +11727,7 @@
                 <w:sz w:val="16"/>
                 <w:szCs w:val="16"/>
               </w:rPr>
-              <w:t xml:space="preserve">difference   ·   flexible   ·   inventory   ·   Proration</w:t>
+              <w:t xml:space="preserve">compare   ·   Proration   ·   inventory   ·   difference</w:t>
             </w:r>
           </w:p>
         </w:tc>
@@ -11390,7 +11793,7 @@
           <w:sz w:val="18"/>
           <w:szCs w:val="18"/>
         </w:rPr>
-        <w:t xml:space="preserve">Summary 3</w:t>
+        <w:t xml:space="preserve">Summary 5</w:t>
       </w:r>
       <w:r>
         <w:rPr>
@@ -11398,7 +11801,7 @@
           <w:sz w:val="16"/>
           <w:szCs w:val="16"/>
         </w:rPr>
-        <w:t xml:space="preserve">      gaps 22–24</w:t>
+        <w:t xml:space="preserve">      gaps 27–29</w:t>
       </w:r>
     </w:p>
     <w:p>
@@ -11421,7 +11824,7 @@
           <w:sz w:val="15"/>
           <w:szCs w:val="15"/>
         </w:rPr>
-        <w:t xml:space="preserve"> (22) </w:t>
+        <w:t xml:space="preserve"> (27) </w:t>
       </w:r>
       <w:r>
         <w:rPr>
@@ -11453,7 +11856,7 @@
           <w:sz w:val="15"/>
           <w:szCs w:val="15"/>
         </w:rPr>
-        <w:t xml:space="preserve"> (23) </w:t>
+        <w:t xml:space="preserve"> (28) </w:t>
       </w:r>
       <w:r>
         <w:rPr>
@@ -11492,7 +11895,7 @@
           <w:sz w:val="15"/>
           <w:szCs w:val="15"/>
         </w:rPr>
-        <w:t xml:space="preserve"> (24) </w:t>
+        <w:t xml:space="preserve"> (29) </w:t>
       </w:r>
       <w:r>
         <w:rPr>
@@ -11572,25 +11975,13 @@
                 <w:sz w:val="16"/>
                 <w:szCs w:val="16"/>
               </w:rPr>
-              <w:t xml:space="preserve">compared   ·   write-off   ·   overapplied   ·   finished</w:t>
+              <w:t xml:space="preserve">write-off   ·   finished   ·   methods   ·   overapplied</w:t>
             </w:r>
           </w:p>
         </w:tc>
       </w:tr>
     </w:tbl>
     <w:p/>
-    <w:p>
-      <w:pPr>
-        <w:pageBreakBefore w:val="true"/>
-        <w:spacing w:after="0"/>
-      </w:pPr>
-      <w:r>
-        <w:rPr>
-          <w:sz w:val="2"/>
-        </w:rPr>
-        <w:t xml:space="preserve"> </w:t>
-      </w:r>
-    </w:p>
     <w:tbl>
       <w:tblPr>
         <w:tblW w:type="pct" w:w="100%"/>
@@ -11888,7 +12279,7 @@
                 <w:sz w:val="14"/>
                 <w:szCs w:val="14"/>
               </w:rPr>
-              <w:t xml:space="preserve">(25)</w:t>
+              <w:t xml:space="preserve">(30)</w:t>
             </w:r>
           </w:p>
         </w:tc>
@@ -11969,7 +12360,7 @@
         <w:tc>
           <w:tcPr>
             <w:tcW w:type="pct" w:w="2400"/>
-            <w:shd w:fill="FBFAF6" w:val="clear"/>
+            <w:shd w:fill="FFFFFF" w:val="clear"/>
             <w:tcMar>
               <w:top w:type="dxa" w:w="50"/>
               <w:left w:type="dxa" w:w="110"/>
@@ -11979,14 +12370,17 @@
           </w:tcPr>
           <w:p>
             <w:pPr>
-              <w:spacing w:before="28" w:after="28"/>
-            </w:pPr>
-            <w:r>
-              <w:rPr>
-                <w:sz w:val="15"/>
-                <w:szCs w:val="15"/>
-              </w:rPr>
-              <w:t xml:space="preserve">1,660,000 / 820,000</w:t>
+              <w:spacing w:before="46" w:after="46"/>
+            </w:pPr>
+            <w:r>
+              <w:rPr>
+                <w:b/>
+                <w:bCs/>
+                <w:color w:val="8186EF"/>
+                <w:sz w:val="14"/>
+                <w:szCs w:val="14"/>
+              </w:rPr>
+              <w:t xml:space="preserve">(31)</w:t>
             </w:r>
           </w:p>
         </w:tc>
@@ -12018,7 +12412,6 @@
         <w:tc>
           <w:tcPr>
             <w:tcW w:type="pct" w:w="2400"/>
-            <w:shd w:fill="FFFFFF" w:val="clear"/>
             <w:tcMar>
               <w:top w:type="dxa" w:w="50"/>
               <w:left w:type="dxa" w:w="110"/>
@@ -12028,17 +12421,14 @@
           </w:tcPr>
           <w:p>
             <w:pPr>
-              <w:spacing w:before="46" w:after="46"/>
-            </w:pPr>
-            <w:r>
-              <w:rPr>
-                <w:b/>
-                <w:bCs/>
-                <w:color w:val="8186EF"/>
-                <w:sz w:val="14"/>
-                <w:szCs w:val="14"/>
-              </w:rPr>
-              <w:t xml:space="preserve">(26)</w:t>
+              <w:spacing w:before="28" w:after="28"/>
+            </w:pPr>
+            <w:r>
+              <w:rPr>
+                <w:sz w:val="15"/>
+                <w:szCs w:val="15"/>
+              </w:rPr>
+              <w:t xml:space="preserve">800 / 2,400 / 12,800</w:t>
             </w:r>
           </w:p>
         </w:tc>
@@ -12091,7 +12481,7 @@
                 <w:sz w:val="14"/>
                 <w:szCs w:val="14"/>
               </w:rPr>
-              <w:t xml:space="preserve">(27)</w:t>
+              <w:t xml:space="preserve">(32)</w:t>
             </w:r>
           </w:p>
         </w:tc>
@@ -12143,7 +12533,7 @@
                 <w:sz w:val="14"/>
                 <w:szCs w:val="14"/>
               </w:rPr>
-              <w:t xml:space="preserve">(28)</w:t>
+              <w:t xml:space="preserve">(33)</w:t>
             </w:r>
           </w:p>
         </w:tc>
@@ -12205,7 +12595,7 @@
                 <w:sz w:val="16"/>
                 <w:szCs w:val="16"/>
               </w:rPr>
-              <w:t xml:space="preserve">800 / 2,400 / 12,800   ·   2% of applied overhead   ·   Depreciation of the bottling line   ·   $50 per machine hour   ·   400,000 / 900,000 / 9,000,000</w:t>
+              <w:t xml:space="preserve">400,000 / 900,000 / 9,000,000   ·   1,660,000 / 820,000   ·   $50 per machine hour   ·   2% of applied overhead   ·   20,000 machine hours</w:t>
             </w:r>
           </w:p>
         </w:tc>
@@ -12362,7 +12752,7 @@
                 <w:sz w:val="14"/>
                 <w:szCs w:val="14"/>
               </w:rPr>
-              <w:t xml:space="preserve">(29)</w:t>
+              <w:t xml:space="preserve">(34)</w:t>
             </w:r>
           </w:p>
         </w:tc>
@@ -12474,13 +12864,25 @@
                 <w:sz w:val="16"/>
                 <w:szCs w:val="16"/>
               </w:rPr>
-              <w:t xml:space="preserve">70% × 230,000 = 161,000   ·   20% × 230,000 = 46,000</w:t>
+              <w:t xml:space="preserve">20% × 230,000 = 46,000   ·   70% × 230,000 = 161,000</w:t>
             </w:r>
           </w:p>
         </w:tc>
       </w:tr>
     </w:tbl>
     <w:p/>
+    <w:p>
+      <w:pPr>
+        <w:pageBreakBefore w:val="true"/>
+        <w:spacing w:after="0"/>
+      </w:pPr>
+      <w:r>
+        <w:rPr>
+          <w:sz w:val="2"/>
+        </w:rPr>
+        <w:t xml:space="preserve"> </w:t>
+      </w:r>
+    </w:p>
     <w:p>
       <w:pPr>
         <w:spacing w:before="44" w:after="10"/>
@@ -12517,7 +12919,7 @@
       <w:r>
         <w:drawing>
           <wp:inline distT="0" distB="0" distL="0" distR="0">
-            <wp:extent cx="5734050" cy="1976750"/>
+            <wp:extent cx="5734050" cy="1871100"/>
             <wp:effectExtent t="0" r="0" b="0" l="0"/>
             <wp:docPr id="1" name="" descr="" title=""/>
             <wp:cNvGraphicFramePr>
@@ -12542,7 +12944,7 @@
                   <pic:spPr bwMode="auto">
                     <a:xfrm>
                       <a:off x="0" y="0"/>
-                      <a:ext cx="5734050" cy="1976750"/>
+                      <a:ext cx="5734050" cy="1871100"/>
                     </a:xfrm>
                     <a:prstGeom prst="rect">
                       <a:avLst/>
@@ -12610,25 +13012,13 @@
                 <w:sz w:val="16"/>
                 <w:szCs w:val="16"/>
               </w:rPr>
-              <w:t xml:space="preserve">Cleaning chemicals   ·   Service department charges   ·   Line supervisors   ·   denominator level</w:t>
+              <w:t xml:space="preserve">overapplied overhead   ·   Depreciation of the bottling line   ·   Cleaning chemicals   ·   Service department charges</w:t>
             </w:r>
           </w:p>
         </w:tc>
       </w:tr>
     </w:tbl>
     <w:p/>
-    <w:p>
-      <w:pPr>
-        <w:pageBreakBefore w:val="true"/>
-        <w:spacing w:after="0"/>
-      </w:pPr>
-      <w:r>
-        <w:rPr>
-          <w:sz w:val="2"/>
-        </w:rPr>
-        <w:t xml:space="preserve"> </w:t>
-      </w:r>
-    </w:p>
     <w:p>
       <w:pPr>
         <w:spacing w:before="44" w:after="10"/>
@@ -13143,14 +13533,14 @@
                 <w:sz w:val="16"/>
                 <w:szCs w:val="16"/>
               </w:rPr>
-              <w:t xml:space="preserve">18  </w:t>
-            </w:r>
-            <w:r>
-              <w:rPr>
-                <w:sz w:val="16"/>
-                <w:szCs w:val="16"/>
-              </w:rPr>
-              <w:t xml:space="preserve">Operating income</w:t>
+              <w:t xml:space="preserve">21  </w:t>
+            </w:r>
+            <w:r>
+              <w:rPr>
+                <w:sz w:val="16"/>
+                <w:szCs w:val="16"/>
+              </w:rPr>
+              <w:t xml:space="preserve">statement</w:t>
             </w:r>
           </w:p>
         </w:tc>
@@ -13211,14 +13601,14 @@
                 <w:sz w:val="16"/>
                 <w:szCs w:val="16"/>
               </w:rPr>
-              <w:t xml:space="preserve">19  </w:t>
-            </w:r>
-            <w:r>
-              <w:rPr>
-                <w:sz w:val="16"/>
-                <w:szCs w:val="16"/>
-              </w:rPr>
-              <w:t xml:space="preserve">difference</w:t>
+              <w:t xml:space="preserve">22  </w:t>
+            </w:r>
+            <w:r>
+              <w:rPr>
+                <w:sz w:val="16"/>
+                <w:szCs w:val="16"/>
+              </w:rPr>
+              <w:t xml:space="preserve">Selling and administrative</w:t>
             </w:r>
           </w:p>
         </w:tc>
@@ -13279,14 +13669,14 @@
                 <w:sz w:val="16"/>
                 <w:szCs w:val="16"/>
               </w:rPr>
-              <w:t xml:space="preserve">20  </w:t>
-            </w:r>
-            <w:r>
-              <w:rPr>
-                <w:sz w:val="16"/>
-                <w:szCs w:val="16"/>
-              </w:rPr>
-              <w:t xml:space="preserve">Proration</w:t>
+              <w:t xml:space="preserve">23  </w:t>
+            </w:r>
+            <w:r>
+              <w:rPr>
+                <w:sz w:val="16"/>
+                <w:szCs w:val="16"/>
+              </w:rPr>
+              <w:t xml:space="preserve">Operating income</w:t>
             </w:r>
           </w:p>
         </w:tc>
@@ -13347,14 +13737,14 @@
                 <w:sz w:val="16"/>
                 <w:szCs w:val="16"/>
               </w:rPr>
-              <w:t xml:space="preserve">21  </w:t>
-            </w:r>
-            <w:r>
-              <w:rPr>
-                <w:sz w:val="16"/>
-                <w:szCs w:val="16"/>
-              </w:rPr>
-              <w:t xml:space="preserve">inventory</w:t>
+              <w:t xml:space="preserve">24  </w:t>
+            </w:r>
+            <w:r>
+              <w:rPr>
+                <w:sz w:val="16"/>
+                <w:szCs w:val="16"/>
+              </w:rPr>
+              <w:t xml:space="preserve">difference</w:t>
             </w:r>
           </w:p>
         </w:tc>
@@ -13415,14 +13805,14 @@
                 <w:sz w:val="16"/>
                 <w:szCs w:val="16"/>
               </w:rPr>
-              <w:t xml:space="preserve">22  </w:t>
-            </w:r>
-            <w:r>
-              <w:rPr>
-                <w:sz w:val="16"/>
-                <w:szCs w:val="16"/>
-              </w:rPr>
-              <w:t xml:space="preserve">finished</w:t>
+              <w:t xml:space="preserve">25  </w:t>
+            </w:r>
+            <w:r>
+              <w:rPr>
+                <w:sz w:val="16"/>
+                <w:szCs w:val="16"/>
+              </w:rPr>
+              <w:t xml:space="preserve">Proration</w:t>
             </w:r>
           </w:p>
         </w:tc>
@@ -13483,14 +13873,14 @@
                 <w:sz w:val="16"/>
                 <w:szCs w:val="16"/>
               </w:rPr>
-              <w:t xml:space="preserve">23  </w:t>
-            </w:r>
-            <w:r>
-              <w:rPr>
-                <w:sz w:val="16"/>
-                <w:szCs w:val="16"/>
-              </w:rPr>
-              <w:t xml:space="preserve">overapplied</w:t>
+              <w:t xml:space="preserve">26  </w:t>
+            </w:r>
+            <w:r>
+              <w:rPr>
+                <w:sz w:val="16"/>
+                <w:szCs w:val="16"/>
+              </w:rPr>
+              <w:t xml:space="preserve">inventory</w:t>
             </w:r>
           </w:p>
         </w:tc>
@@ -13551,14 +13941,14 @@
                 <w:sz w:val="16"/>
                 <w:szCs w:val="16"/>
               </w:rPr>
-              <w:t xml:space="preserve">24  </w:t>
-            </w:r>
-            <w:r>
-              <w:rPr>
-                <w:sz w:val="16"/>
-                <w:szCs w:val="16"/>
-              </w:rPr>
-              <w:t xml:space="preserve">write-off</w:t>
+              <w:t xml:space="preserve">27  </w:t>
+            </w:r>
+            <w:r>
+              <w:rPr>
+                <w:sz w:val="16"/>
+                <w:szCs w:val="16"/>
+              </w:rPr>
+              <w:t xml:space="preserve">finished</w:t>
             </w:r>
           </w:p>
         </w:tc>
@@ -13619,14 +14009,14 @@
                 <w:sz w:val="16"/>
                 <w:szCs w:val="16"/>
               </w:rPr>
-              <w:t xml:space="preserve">25  </w:t>
-            </w:r>
-            <w:r>
-              <w:rPr>
-                <w:sz w:val="16"/>
-                <w:szCs w:val="16"/>
-              </w:rPr>
-              <w:t xml:space="preserve">$50 per machine hour</w:t>
+              <w:t xml:space="preserve">28  </w:t>
+            </w:r>
+            <w:r>
+              <w:rPr>
+                <w:sz w:val="16"/>
+                <w:szCs w:val="16"/>
+              </w:rPr>
+              <w:t xml:space="preserve">overapplied</w:t>
             </w:r>
           </w:p>
         </w:tc>
@@ -13687,14 +14077,14 @@
                 <w:sz w:val="16"/>
                 <w:szCs w:val="16"/>
               </w:rPr>
-              <w:t xml:space="preserve">26  </w:t>
-            </w:r>
-            <w:r>
-              <w:rPr>
-                <w:sz w:val="16"/>
-                <w:szCs w:val="16"/>
-              </w:rPr>
-              <w:t xml:space="preserve">800 / 2,400 / 12,800</w:t>
+              <w:t xml:space="preserve">29  </w:t>
+            </w:r>
+            <w:r>
+              <w:rPr>
+                <w:sz w:val="16"/>
+                <w:szCs w:val="16"/>
+              </w:rPr>
+              <w:t xml:space="preserve">write-off</w:t>
             </w:r>
           </w:p>
         </w:tc>
@@ -13755,14 +14145,14 @@
                 <w:sz w:val="16"/>
                 <w:szCs w:val="16"/>
               </w:rPr>
-              <w:t xml:space="preserve">27  </w:t>
-            </w:r>
-            <w:r>
-              <w:rPr>
-                <w:sz w:val="16"/>
-                <w:szCs w:val="16"/>
-              </w:rPr>
-              <w:t xml:space="preserve">400,000 / 900,000 / 9,000,000</w:t>
+              <w:t xml:space="preserve">30  </w:t>
+            </w:r>
+            <w:r>
+              <w:rPr>
+                <w:sz w:val="16"/>
+                <w:szCs w:val="16"/>
+              </w:rPr>
+              <w:t xml:space="preserve">$50 per machine hour</w:t>
             </w:r>
           </w:p>
         </w:tc>
@@ -13823,14 +14213,14 @@
                 <w:sz w:val="16"/>
                 <w:szCs w:val="16"/>
               </w:rPr>
-              <w:t xml:space="preserve">28  </w:t>
-            </w:r>
-            <w:r>
-              <w:rPr>
-                <w:sz w:val="16"/>
-                <w:szCs w:val="16"/>
-              </w:rPr>
-              <w:t xml:space="preserve">2% of applied overhead</w:t>
+              <w:t xml:space="preserve">31  </w:t>
+            </w:r>
+            <w:r>
+              <w:rPr>
+                <w:sz w:val="16"/>
+                <w:szCs w:val="16"/>
+              </w:rPr>
+              <w:t xml:space="preserve">1,660,000 / 820,000</w:t>
             </w:r>
           </w:p>
         </w:tc>
@@ -13891,14 +14281,14 @@
                 <w:sz w:val="16"/>
                 <w:szCs w:val="16"/>
               </w:rPr>
-              <w:t xml:space="preserve">29  </w:t>
-            </w:r>
-            <w:r>
-              <w:rPr>
-                <w:sz w:val="16"/>
-                <w:szCs w:val="16"/>
-              </w:rPr>
-              <w:t xml:space="preserve">20% × 230,000 = 46,000</w:t>
+              <w:t xml:space="preserve">32  </w:t>
+            </w:r>
+            <w:r>
+              <w:rPr>
+                <w:sz w:val="16"/>
+                <w:szCs w:val="16"/>
+              </w:rPr>
+              <w:t xml:space="preserve">400,000 / 900,000 / 9,000,000</w:t>
             </w:r>
           </w:p>
         </w:tc>
@@ -13933,7 +14323,7 @@
                 <w:sz w:val="16"/>
                 <w:szCs w:val="16"/>
               </w:rPr>
-              <w:t xml:space="preserve">Ending WIP</w:t>
+              <w:t xml:space="preserve">production-volume</w:t>
             </w:r>
           </w:p>
         </w:tc>
@@ -13959,14 +14349,14 @@
                 <w:sz w:val="16"/>
                 <w:szCs w:val="16"/>
               </w:rPr>
-              <w:t xml:space="preserve">30  </w:t>
-            </w:r>
-            <w:r>
-              <w:rPr>
-                <w:sz w:val="16"/>
-                <w:szCs w:val="16"/>
-              </w:rPr>
-              <w:t xml:space="preserve">Line supervisors</w:t>
+              <w:t xml:space="preserve">33  </w:t>
+            </w:r>
+            <w:r>
+              <w:rPr>
+                <w:sz w:val="16"/>
+                <w:szCs w:val="16"/>
+              </w:rPr>
+              <w:t xml:space="preserve">2% of applied overhead</w:t>
             </w:r>
           </w:p>
         </w:tc>
@@ -14001,7 +14391,7 @@
                 <w:sz w:val="16"/>
                 <w:szCs w:val="16"/>
               </w:rPr>
-              <w:t xml:space="preserve">Manufacturing Overhead Applied</w:t>
+              <w:t xml:space="preserve">Spending</w:t>
             </w:r>
           </w:p>
         </w:tc>
@@ -14027,14 +14417,14 @@
                 <w:sz w:val="16"/>
                 <w:szCs w:val="16"/>
               </w:rPr>
-              <w:t xml:space="preserve">31  </w:t>
-            </w:r>
-            <w:r>
-              <w:rPr>
-                <w:sz w:val="16"/>
-                <w:szCs w:val="16"/>
-              </w:rPr>
-              <w:t xml:space="preserve">Service department charges</w:t>
+              <w:t xml:space="preserve">34  </w:t>
+            </w:r>
+            <w:r>
+              <w:rPr>
+                <w:sz w:val="16"/>
+                <w:szCs w:val="16"/>
+              </w:rPr>
+              <w:t xml:space="preserve">20% × 230,000 = 46,000</w:t>
             </w:r>
           </w:p>
         </w:tc>
@@ -14069,7 +14459,7 @@
                 <w:sz w:val="16"/>
                 <w:szCs w:val="16"/>
               </w:rPr>
-              <w:t xml:space="preserve">Cost of Goods Sold</w:t>
+              <w:t xml:space="preserve">variances</w:t>
             </w:r>
           </w:p>
         </w:tc>
@@ -14095,14 +14485,14 @@
                 <w:sz w:val="16"/>
                 <w:szCs w:val="16"/>
               </w:rPr>
-              <w:t xml:space="preserve">32  </w:t>
-            </w:r>
-            <w:r>
-              <w:rPr>
-                <w:sz w:val="16"/>
-                <w:szCs w:val="16"/>
-              </w:rPr>
-              <w:t xml:space="preserve">Cleaning chemicals</w:t>
+              <w:t xml:space="preserve">35  </w:t>
+            </w:r>
+            <w:r>
+              <w:rPr>
+                <w:sz w:val="16"/>
+                <w:szCs w:val="16"/>
+              </w:rPr>
+              <w:t xml:space="preserve">Depreciation of the bottling line</w:t>
             </w:r>
           </w:p>
         </w:tc>
@@ -14137,7 +14527,7 @@
                 <w:sz w:val="16"/>
                 <w:szCs w:val="16"/>
               </w:rPr>
-              <w:t xml:space="preserve">Totals</w:t>
+              <w:t xml:space="preserve">Cost of goods sold</w:t>
             </w:r>
           </w:p>
         </w:tc>
@@ -14163,14 +14553,14 @@
                 <w:sz w:val="16"/>
                 <w:szCs w:val="16"/>
               </w:rPr>
-              <w:t xml:space="preserve">33  </w:t>
-            </w:r>
-            <w:r>
-              <w:rPr>
-                <w:sz w:val="16"/>
-                <w:szCs w:val="16"/>
-              </w:rPr>
-              <w:t xml:space="preserve">underapplied overhead</w:t>
+              <w:t xml:space="preserve">36  </w:t>
+            </w:r>
+            <w:r>
+              <w:rPr>
+                <w:sz w:val="16"/>
+                <w:szCs w:val="16"/>
+              </w:rPr>
+              <w:t xml:space="preserve">Service department charges</w:t>
             </w:r>
           </w:p>
         </w:tc>
@@ -14205,7 +14595,7 @@
                 <w:sz w:val="16"/>
                 <w:szCs w:val="16"/>
               </w:rPr>
-              <w:t xml:space="preserve">Cost of goods sold</w:t>
+              <w:t xml:space="preserve">Manufacturing Overhead Applied</w:t>
             </w:r>
           </w:p>
         </w:tc>
@@ -14231,7 +14621,143 @@
                 <w:sz w:val="16"/>
                 <w:szCs w:val="16"/>
               </w:rPr>
-              <w:t xml:space="preserve">34  </w:t>
+              <w:t xml:space="preserve">37  </w:t>
+            </w:r>
+            <w:r>
+              <w:rPr>
+                <w:sz w:val="16"/>
+                <w:szCs w:val="16"/>
+              </w:rPr>
+              <w:t xml:space="preserve">Cleaning chemicals</w:t>
+            </w:r>
+          </w:p>
+        </w:tc>
+      </w:tr>
+      <w:tr>
+        <w:tc>
+          <w:tcPr>
+            <w:tcW w:type="pct" w:w="2500"/>
+            <w:tcMar>
+              <w:top w:type="dxa" w:w="20"/>
+              <w:left w:type="dxa" w:w="80"/>
+              <w:bottom w:type="dxa" w:w="20"/>
+              <w:right w:type="dxa" w:w="80"/>
+            </w:tcMar>
+          </w:tcPr>
+          <w:p>
+            <w:pPr>
+              <w:spacing w:before="12" w:after="12"/>
+            </w:pPr>
+            <w:r>
+              <w:rPr>
+                <w:b/>
+                <w:bCs/>
+                <w:color w:val="8186EF"/>
+                <w:sz w:val="16"/>
+                <w:szCs w:val="16"/>
+              </w:rPr>
+              <w:t xml:space="preserve">18  </w:t>
+            </w:r>
+            <w:r>
+              <w:rPr>
+                <w:sz w:val="16"/>
+                <w:szCs w:val="16"/>
+              </w:rPr>
+              <w:t xml:space="preserve">Cost of Goods Sold</w:t>
+            </w:r>
+          </w:p>
+        </w:tc>
+        <w:tc>
+          <w:tcPr>
+            <w:tcW w:type="pct" w:w="2500"/>
+            <w:tcMar>
+              <w:top w:type="dxa" w:w="20"/>
+              <w:left w:type="dxa" w:w="80"/>
+              <w:bottom w:type="dxa" w:w="20"/>
+              <w:right w:type="dxa" w:w="80"/>
+            </w:tcMar>
+          </w:tcPr>
+          <w:p>
+            <w:pPr>
+              <w:spacing w:before="12" w:after="12"/>
+            </w:pPr>
+            <w:r>
+              <w:rPr>
+                <w:b/>
+                <w:bCs/>
+                <w:color w:val="8186EF"/>
+                <w:sz w:val="16"/>
+                <w:szCs w:val="16"/>
+              </w:rPr>
+              <w:t xml:space="preserve">38  </w:t>
+            </w:r>
+            <w:r>
+              <w:rPr>
+                <w:sz w:val="16"/>
+                <w:szCs w:val="16"/>
+              </w:rPr>
+              <w:t xml:space="preserve">underapplied overhead</w:t>
+            </w:r>
+          </w:p>
+        </w:tc>
+      </w:tr>
+      <w:tr>
+        <w:tc>
+          <w:tcPr>
+            <w:tcW w:type="pct" w:w="2500"/>
+            <w:tcMar>
+              <w:top w:type="dxa" w:w="20"/>
+              <w:left w:type="dxa" w:w="80"/>
+              <w:bottom w:type="dxa" w:w="20"/>
+              <w:right w:type="dxa" w:w="80"/>
+            </w:tcMar>
+          </w:tcPr>
+          <w:p>
+            <w:pPr>
+              <w:spacing w:before="12" w:after="12"/>
+            </w:pPr>
+            <w:r>
+              <w:rPr>
+                <w:b/>
+                <w:bCs/>
+                <w:color w:val="8186EF"/>
+                <w:sz w:val="16"/>
+                <w:szCs w:val="16"/>
+              </w:rPr>
+              <w:t xml:space="preserve">19  </w:t>
+            </w:r>
+            <w:r>
+              <w:rPr>
+                <w:sz w:val="16"/>
+                <w:szCs w:val="16"/>
+              </w:rPr>
+              <w:t xml:space="preserve">Manufacturing Overhead Control</w:t>
+            </w:r>
+          </w:p>
+        </w:tc>
+        <w:tc>
+          <w:tcPr>
+            <w:tcW w:type="pct" w:w="2500"/>
+            <w:tcMar>
+              <w:top w:type="dxa" w:w="20"/>
+              <w:left w:type="dxa" w:w="80"/>
+              <w:bottom w:type="dxa" w:w="20"/>
+              <w:right w:type="dxa" w:w="80"/>
+            </w:tcMar>
+          </w:tcPr>
+          <w:p>
+            <w:pPr>
+              <w:spacing w:before="12" w:after="12"/>
+            </w:pPr>
+            <w:r>
+              <w:rPr>
+                <w:b/>
+                <w:bCs/>
+                <w:color w:val="8186EF"/>
+                <w:sz w:val="16"/>
+                <w:szCs w:val="16"/>
+              </w:rPr>
+              <w:t xml:space="preserve">39  </w:t>
             </w:r>
             <w:r>
               <w:rPr>
@@ -14239,6 +14765,64 @@
                 <w:szCs w:val="16"/>
               </w:rPr>
               <w:t xml:space="preserve">denominator level</w:t>
+            </w:r>
+          </w:p>
+        </w:tc>
+      </w:tr>
+      <w:tr>
+        <w:tc>
+          <w:tcPr>
+            <w:tcW w:type="pct" w:w="2500"/>
+            <w:tcMar>
+              <w:top w:type="dxa" w:w="20"/>
+              <w:left w:type="dxa" w:w="80"/>
+              <w:bottom w:type="dxa" w:w="20"/>
+              <w:right w:type="dxa" w:w="80"/>
+            </w:tcMar>
+          </w:tcPr>
+          <w:p>
+            <w:pPr>
+              <w:spacing w:before="12" w:after="12"/>
+            </w:pPr>
+            <w:r>
+              <w:rPr>
+                <w:b/>
+                <w:bCs/>
+                <w:color w:val="8186EF"/>
+                <w:sz w:val="16"/>
+                <w:szCs w:val="16"/>
+              </w:rPr>
+              <w:t xml:space="preserve">20  </w:t>
+            </w:r>
+            <w:r>
+              <w:rPr>
+                <w:sz w:val="16"/>
+                <w:szCs w:val="16"/>
+              </w:rPr>
+              <w:t xml:space="preserve">underapplied</w:t>
+            </w:r>
+          </w:p>
+        </w:tc>
+        <w:tc>
+          <w:tcPr>
+            <w:tcW w:type="pct" w:w="2500"/>
+            <w:tcMar>
+              <w:top w:type="dxa" w:w="20"/>
+              <w:left w:type="dxa" w:w="80"/>
+              <w:bottom w:type="dxa" w:w="20"/>
+              <w:right w:type="dxa" w:w="80"/>
+            </w:tcMar>
+          </w:tcPr>
+          <w:p>
+            <w:pPr>
+              <w:spacing w:before="24" w:after="24"/>
+            </w:pPr>
+            <w:r>
+              <w:rPr>
+                <w:sz w:val="16"/>
+                <w:szCs w:val="16"/>
+              </w:rPr>
+              <w:t xml:space="preserve"/>
             </w:r>
           </w:p>
         </w:tc>
@@ -14305,7 +14889,7 @@
           <w:sz w:val="15"/>
           <w:szCs w:val="15"/>
         </w:rPr>
-        <w:t xml:space="preserve">Parts of the difference: $30,000 + $192,000 + $8,000 = $230,000. Proration: $23,000 + $46,000 + $161,000 = $230,000. Income effect: $23,000 + $46,000 = $69,000 kept in inventory. After closing: MOH Control and MOH Applied are both zero.</w:t>
+        <w:t xml:space="preserve">Most of it, $192,000, is the production-volume effect: fixed overhead was budgeted for normal capacity but applied to only 92,000 hours. Spending adds $30,000 and variable overhead $8,000. Book 3 calls these variances.</w:t>
       </w:r>
     </w:p>
     <w:p>
@@ -14322,6 +14906,54 @@
           <w:szCs w:val="15"/>
         </w:rPr>
         <w:t xml:space="preserve">Summary 3   </w:t>
+      </w:r>
+      <w:r>
+        <w:rPr>
+          <w:color w:val="6B7280"/>
+          <w:sz w:val="15"/>
+          <w:szCs w:val="15"/>
+        </w:rPr>
+        <w:t xml:space="preserve">Proration leaves $69,000 of the underapplied overhead in inventory, so operating income is $69,000 higher than with a write-off. The cost reaches the income statement later, when the inventory is sold.</w:t>
+      </w:r>
+    </w:p>
+    <w:p>
+      <w:pPr>
+        <w:spacing w:before="20" w:after="20"/>
+        <w:ind w:left="240" w:hanging="240"/>
+      </w:pPr>
+      <w:r>
+        <w:rPr>
+          <w:b/>
+          <w:bCs/>
+          <w:color w:val="353A7C"/>
+          <w:sz w:val="15"/>
+          <w:szCs w:val="15"/>
+        </w:rPr>
+        <w:t xml:space="preserve">Summary 4   </w:t>
+      </w:r>
+      <w:r>
+        <w:rPr>
+          <w:color w:val="6B7280"/>
+          <w:sz w:val="15"/>
+          <w:szCs w:val="15"/>
+        </w:rPr>
+        <w:t xml:space="preserve">Parts of the difference: $30,000 + $192,000 + $8,000 = $230,000. Proration: $23,000 + $46,000 + $161,000 = $230,000. Income effect: $23,000 + $46,000 = $69,000 kept in inventory. After closing: MOH Control and MOH Applied are both zero.</w:t>
+      </w:r>
+    </w:p>
+    <w:p>
+      <w:pPr>
+        <w:spacing w:before="20" w:after="20"/>
+        <w:ind w:left="240" w:hanging="240"/>
+      </w:pPr>
+      <w:r>
+        <w:rPr>
+          <w:b/>
+          <w:bCs/>
+          <w:color w:val="353A7C"/>
+          <w:sz w:val="15"/>
+          <w:szCs w:val="15"/>
+        </w:rPr>
+        <w:t xml:space="preserve">Summary 5   </w:t>
       </w:r>
       <w:r>
         <w:rPr>

--- a/CMA_Summaries_B2_Ch08.docx
+++ b/CMA_Summaries_B2_Ch08.docx
@@ -244,7 +244,7 @@
           <w:sz w:val="19"/>
           <w:szCs w:val="19"/>
         </w:rPr>
-        <w:t xml:space="preserve">A plantwide overhead rate, also called a </w:t>
+        <w:t xml:space="preserve">A plantwide overhead rate, also </w:t>
       </w:r>
       <w:r>
         <w:rPr>
@@ -262,7 +262,7 @@
           <w:sz w:val="19"/>
           <w:szCs w:val="19"/>
         </w:rPr>
-        <w:t xml:space="preserve">                </w:t>
+        <w:t xml:space="preserve">           </w:t>
       </w:r>
       <w:r>
         <w:rPr>
@@ -276,14 +276,21 @@
           <w:sz w:val="19"/>
           <w:szCs w:val="19"/>
         </w:rPr>
-        <w:t xml:space="preserve"> rate, uses one rate and one base for all overhead. </w:t>
-      </w:r>
-      <w:r>
-        <w:rPr>
-          <w:sz w:val="19"/>
-          <w:szCs w:val="19"/>
-        </w:rPr>
-        <w:t xml:space="preserve">A </w:t>
+        <w:t xml:space="preserve"> a corporate-wide rate, uses one rate and one base for all overhead. </w:t>
+      </w:r>
+      <w:r>
+        <w:rPr>
+          <w:sz w:val="19"/>
+          <w:szCs w:val="19"/>
+        </w:rPr>
+        <w:t xml:space="preserve">A departmental overhead rate gives each department its own rate and base. </w:t>
+      </w:r>
+      <w:r>
+        <w:rPr>
+          <w:sz w:val="19"/>
+          <w:szCs w:val="19"/>
+        </w:rPr>
+        <w:t xml:space="preserve">Individual cost-driver rates go </w:t>
       </w:r>
       <w:r>
         <w:rPr>
@@ -301,7 +308,7 @@
           <w:sz w:val="19"/>
           <w:szCs w:val="19"/>
         </w:rPr>
-        <w:t xml:space="preserve">              </w:t>
+        <w:t xml:space="preserve">           </w:t>
       </w:r>
       <w:r>
         <w:rPr>
@@ -315,14 +322,7 @@
           <w:sz w:val="19"/>
           <w:szCs w:val="19"/>
         </w:rPr>
-        <w:t xml:space="preserve"> overhead rate gives each department its own rate and base. </w:t>
-      </w:r>
-      <w:r>
-        <w:rPr>
-          <w:sz w:val="19"/>
-          <w:szCs w:val="19"/>
-        </w:rPr>
-        <w:t xml:space="preserve">Individual cost-driver rates go further, with a rate for each activity; that is </w:t>
+        <w:t xml:space="preserve">, with a rate for each activity; that is </w:t>
       </w:r>
       <w:r>
         <w:rPr>
@@ -361,7 +361,7 @@
           <w:sz w:val="19"/>
           <w:szCs w:val="19"/>
         </w:rPr>
-        <w:t xml:space="preserve">Tahini &amp; Spreads has two </w:t>
+        <w:t xml:space="preserve">Tahini &amp; </w:t>
       </w:r>
       <w:r>
         <w:rPr>
@@ -379,7 +379,7 @@
           <w:sz w:val="19"/>
           <w:szCs w:val="19"/>
         </w:rPr>
-        <w:t xml:space="preserve">             </w:t>
+        <w:t xml:space="preserve">           </w:t>
       </w:r>
       <w:r>
         <w:rPr>
@@ -393,7 +393,7 @@
           <w:sz w:val="19"/>
           <w:szCs w:val="19"/>
         </w:rPr>
-        <w:t xml:space="preserve">. </w:t>
+        <w:t xml:space="preserve"> has two departments. </w:t>
       </w:r>
       <w:r>
         <w:rPr>
@@ -529,7 +529,7 @@
                 <w:sz w:val="16"/>
                 <w:szCs w:val="16"/>
               </w:rPr>
-              <w:t xml:space="preserve">difference   ·   plantwide   ·   departments   ·   departmental   ·   corporate-wide   ·   machine-heavy   ·   activity-based</w:t>
+              <w:t xml:space="preserve">difference   ·   similar   ·   Spreads   ·   further   ·   called   ·   machine-heavy   ·   activity-based</w:t>
             </w:r>
           </w:p>
         </w:tc>
@@ -550,10 +550,10 @@
         </w:tblBorders>
       </w:tblPr>
       <w:tblGrid>
-        <w:gridCol w:w="2206"/>
-        <w:gridCol w:w="2312"/>
-        <w:gridCol w:w="1840"/>
-        <w:gridCol w:w="3242"/>
+        <w:gridCol w:w="2669"/>
+        <w:gridCol w:w="3675"/>
+        <w:gridCol w:w="1091"/>
+        <w:gridCol w:w="2165"/>
       </w:tblGrid>
       <w:tr>
         <w:tc>
@@ -588,7 +588,7 @@
       <w:tr>
         <w:tc>
           <w:tcPr>
-            <w:tcW w:type="pct" w:w="1149"/>
+            <w:tcW w:type="pct" w:w="1390"/>
             <w:shd w:fill="353A7C" w:val="clear"/>
             <w:tcMar>
               <w:top w:type="dxa" w:w="50"/>
@@ -615,7 +615,7 @@
         </w:tc>
         <w:tc>
           <w:tcPr>
-            <w:tcW w:type="pct" w:w="1204"/>
+            <w:tcW w:type="pct" w:w="1914"/>
             <w:shd w:fill="353A7C" w:val="clear"/>
             <w:tcMar>
               <w:top w:type="dxa" w:w="50"/>
@@ -642,7 +642,7 @@
         </w:tc>
         <w:tc>
           <w:tcPr>
-            <w:tcW w:type="pct" w:w="959"/>
+            <w:tcW w:type="pct" w:w="568"/>
             <w:shd w:fill="353A7C" w:val="clear"/>
             <w:tcMar>
               <w:top w:type="dxa" w:w="50"/>
@@ -669,7 +669,7 @@
         </w:tc>
         <w:tc>
           <w:tcPr>
-            <w:tcW w:type="pct" w:w="1688"/>
+            <w:tcW w:type="pct" w:w="1127"/>
             <w:shd w:fill="353A7C" w:val="clear"/>
             <w:tcMar>
               <w:top w:type="dxa" w:w="50"/>
@@ -698,7 +698,7 @@
       <w:tr>
         <w:tc>
           <w:tcPr>
-            <w:tcW w:type="pct" w:w="1149"/>
+            <w:tcW w:type="pct" w:w="1390"/>
             <w:tcMar>
               <w:top w:type="dxa" w:w="50"/>
               <w:left w:type="dxa" w:w="110"/>
@@ -721,7 +721,7 @@
         </w:tc>
         <w:tc>
           <w:tcPr>
-            <w:tcW w:type="pct" w:w="1204"/>
+            <w:tcW w:type="pct" w:w="1914"/>
             <w:tcMar>
               <w:top w:type="dxa" w:w="50"/>
               <w:left w:type="dxa" w:w="110"/>
@@ -744,8 +744,7 @@
         </w:tc>
         <w:tc>
           <w:tcPr>
-            <w:tcW w:type="pct" w:w="959"/>
-            <w:shd w:fill="FFFFFF" w:val="clear"/>
+            <w:tcW w:type="pct" w:w="568"/>
             <w:tcMar>
               <w:top w:type="dxa" w:w="50"/>
               <w:left w:type="dxa" w:w="110"/>
@@ -755,23 +754,21 @@
           </w:tcPr>
           <w:p>
             <w:pPr>
-              <w:spacing w:before="46" w:after="46"/>
-            </w:pPr>
-            <w:r>
-              <w:rPr>
-                <w:b/>
-                <w:bCs/>
-                <w:color w:val="8186EF"/>
-                <w:sz w:val="14"/>
-                <w:szCs w:val="14"/>
-              </w:rPr>
-              <w:t xml:space="preserve">(10)</w:t>
-            </w:r>
-          </w:p>
-        </w:tc>
-        <w:tc>
-          <w:tcPr>
-            <w:tcW w:type="pct" w:w="1688"/>
+              <w:spacing w:before="28" w:after="28"/>
+            </w:pPr>
+            <w:r>
+              <w:rPr>
+                <w:sz w:val="15"/>
+                <w:szCs w:val="15"/>
+              </w:rPr>
+              <w:t xml:space="preserve">Simple, cheap</w:t>
+            </w:r>
+          </w:p>
+        </w:tc>
+        <w:tc>
+          <w:tcPr>
+            <w:tcW w:type="pct" w:w="1127"/>
+            <w:shd w:fill="FFFFFF" w:val="clear"/>
             <w:tcMar>
               <w:top w:type="dxa" w:w="50"/>
               <w:left w:type="dxa" w:w="110"/>
@@ -781,14 +778,17 @@
           </w:tcPr>
           <w:p>
             <w:pPr>
-              <w:spacing w:before="28" w:after="28"/>
-            </w:pPr>
-            <w:r>
-              <w:rPr>
-                <w:sz w:val="15"/>
-                <w:szCs w:val="15"/>
-              </w:rPr>
-              <w:t xml:space="preserve">Distorts cost when departments use different drivers</w:t>
+              <w:spacing w:before="46" w:after="46"/>
+            </w:pPr>
+            <w:r>
+              <w:rPr>
+                <w:b/>
+                <w:bCs/>
+                <w:color w:val="8186EF"/>
+                <w:sz w:val="14"/>
+                <w:szCs w:val="14"/>
+              </w:rPr>
+              <w:t xml:space="preserve">(10)</w:t>
             </w:r>
           </w:p>
         </w:tc>
@@ -796,7 +796,7 @@
       <w:tr>
         <w:tc>
           <w:tcPr>
-            <w:tcW w:type="pct" w:w="1149"/>
+            <w:tcW w:type="pct" w:w="1390"/>
             <w:shd w:fill="FBFAF6" w:val="clear"/>
             <w:tcMar>
               <w:top w:type="dxa" w:w="50"/>
@@ -820,7 +820,7 @@
         </w:tc>
         <w:tc>
           <w:tcPr>
-            <w:tcW w:type="pct" w:w="1204"/>
+            <w:tcW w:type="pct" w:w="1914"/>
             <w:shd w:fill="FBFAF6" w:val="clear"/>
             <w:tcMar>
               <w:top w:type="dxa" w:w="50"/>
@@ -844,8 +844,8 @@
         </w:tc>
         <w:tc>
           <w:tcPr>
-            <w:tcW w:type="pct" w:w="959"/>
-            <w:shd w:fill="FBFAF6" w:val="clear"/>
+            <w:tcW w:type="pct" w:w="568"/>
+            <w:shd w:fill="FFFFFF" w:val="clear"/>
             <w:tcMar>
               <w:top w:type="dxa" w:w="50"/>
               <w:left w:type="dxa" w:w="110"/>
@@ -855,21 +855,24 @@
           </w:tcPr>
           <w:p>
             <w:pPr>
-              <w:spacing w:before="28" w:after="28"/>
-            </w:pPr>
-            <w:r>
-              <w:rPr>
-                <w:sz w:val="15"/>
-                <w:szCs w:val="15"/>
-              </w:rPr>
-              <w:t xml:space="preserve">Better when departments differ</w:t>
-            </w:r>
-          </w:p>
-        </w:tc>
-        <w:tc>
-          <w:tcPr>
-            <w:tcW w:type="pct" w:w="1688"/>
-            <w:shd w:fill="FFFFFF" w:val="clear"/>
+              <w:spacing w:before="46" w:after="46"/>
+            </w:pPr>
+            <w:r>
+              <w:rPr>
+                <w:b/>
+                <w:bCs/>
+                <w:color w:val="8186EF"/>
+                <w:sz w:val="14"/>
+                <w:szCs w:val="14"/>
+              </w:rPr>
+              <w:t xml:space="preserve">(11)</w:t>
+            </w:r>
+          </w:p>
+        </w:tc>
+        <w:tc>
+          <w:tcPr>
+            <w:tcW w:type="pct" w:w="1127"/>
+            <w:shd w:fill="FBFAF6" w:val="clear"/>
             <w:tcMar>
               <w:top w:type="dxa" w:w="50"/>
               <w:left w:type="dxa" w:w="110"/>
@@ -879,17 +882,14 @@
           </w:tcPr>
           <w:p>
             <w:pPr>
-              <w:spacing w:before="46" w:after="46"/>
-            </w:pPr>
-            <w:r>
-              <w:rPr>
-                <w:b/>
-                <w:bCs/>
-                <w:color w:val="8186EF"/>
-                <w:sz w:val="14"/>
-                <w:szCs w:val="14"/>
-              </w:rPr>
-              <w:t xml:space="preserve">(11)</w:t>
+              <w:spacing w:before="28" w:after="28"/>
+            </w:pPr>
+            <w:r>
+              <w:rPr>
+                <w:sz w:val="15"/>
+                <w:szCs w:val="15"/>
+              </w:rPr>
+              <w:t xml:space="preserve">More records</w:t>
             </w:r>
           </w:p>
         </w:tc>
@@ -897,7 +897,7 @@
       <w:tr>
         <w:tc>
           <w:tcPr>
-            <w:tcW w:type="pct" w:w="1149"/>
+            <w:tcW w:type="pct" w:w="1390"/>
             <w:tcMar>
               <w:top w:type="dxa" w:w="50"/>
               <w:left w:type="dxa" w:w="110"/>
@@ -920,8 +920,7 @@
         </w:tc>
         <w:tc>
           <w:tcPr>
-            <w:tcW w:type="pct" w:w="1204"/>
-            <w:shd w:fill="FFFFFF" w:val="clear"/>
+            <w:tcW w:type="pct" w:w="1914"/>
             <w:tcMar>
               <w:top w:type="dxa" w:w="50"/>
               <w:left w:type="dxa" w:w="110"/>
@@ -931,23 +930,21 @@
           </w:tcPr>
           <w:p>
             <w:pPr>
-              <w:spacing w:before="46" w:after="46"/>
-            </w:pPr>
-            <w:r>
-              <w:rPr>
-                <w:b/>
-                <w:bCs/>
-                <w:color w:val="8186EF"/>
-                <w:sz w:val="14"/>
-                <w:szCs w:val="14"/>
-              </w:rPr>
-              <w:t xml:space="preserve">(12)</w:t>
-            </w:r>
-          </w:p>
-        </w:tc>
-        <w:tc>
-          <w:tcPr>
-            <w:tcW w:type="pct" w:w="959"/>
+              <w:spacing w:before="28" w:after="28"/>
+            </w:pPr>
+            <w:r>
+              <w:rPr>
+                <w:sz w:val="15"/>
+                <w:szCs w:val="15"/>
+              </w:rPr>
+              <w:t xml:space="preserve">A rate for each activity (ABC, Chapter 12)</w:t>
+            </w:r>
+          </w:p>
+        </w:tc>
+        <w:tc>
+          <w:tcPr>
+            <w:tcW w:type="pct" w:w="568"/>
+            <w:shd w:fill="FFFFFF" w:val="clear"/>
             <w:tcMar>
               <w:top w:type="dxa" w:w="50"/>
               <w:left w:type="dxa" w:w="110"/>
@@ -957,20 +954,23 @@
           </w:tcPr>
           <w:p>
             <w:pPr>
-              <w:spacing w:before="28" w:after="28"/>
-            </w:pPr>
-            <w:r>
-              <w:rPr>
-                <w:sz w:val="15"/>
-                <w:szCs w:val="15"/>
-              </w:rPr>
-              <w:t xml:space="preserve">Most accurate</w:t>
-            </w:r>
-          </w:p>
-        </w:tc>
-        <w:tc>
-          <w:tcPr>
-            <w:tcW w:type="pct" w:w="1688"/>
+              <w:spacing w:before="46" w:after="46"/>
+            </w:pPr>
+            <w:r>
+              <w:rPr>
+                <w:b/>
+                <w:bCs/>
+                <w:color w:val="8186EF"/>
+                <w:sz w:val="14"/>
+                <w:szCs w:val="14"/>
+              </w:rPr>
+              <w:t xml:space="preserve">(12)</w:t>
+            </w:r>
+          </w:p>
+        </w:tc>
+        <w:tc>
+          <w:tcPr>
+            <w:tcW w:type="pct" w:w="1127"/>
             <w:tcMar>
               <w:top w:type="dxa" w:w="50"/>
               <w:left w:type="dxa" w:w="110"/>
@@ -1049,7 +1049,7 @@
                 <w:sz w:val="16"/>
                 <w:szCs w:val="16"/>
               </w:rPr>
-              <w:t xml:space="preserve">A rate for each activity (ABC, Chapter 12)   ·   More records   ·   Simple, cheap   ·   Plantwide: MH × $30</w:t>
+              <w:t xml:space="preserve">Most accurate   ·   Better when departments differ   ·   Distorts cost when departments use different drivers   ·   Packing: labor hours × $16</w:t>
             </w:r>
           </w:p>
         </w:tc>
@@ -1320,7 +1320,7 @@
       <w:r>
         <w:drawing>
           <wp:inline distT="0" distB="0" distL="0" distR="0">
-            <wp:extent cx="5734050" cy="2550150"/>
+            <wp:extent cx="5734050" cy="3613950"/>
             <wp:effectExtent t="0" r="0" b="0" l="0"/>
             <wp:docPr id="1" name="" descr="" title=""/>
             <wp:cNvGraphicFramePr>
@@ -1345,7 +1345,7 @@
                   <pic:spPr bwMode="auto">
                     <a:xfrm>
                       <a:off x="0" y="0"/>
-                      <a:ext cx="5734050" cy="2550150"/>
+                      <a:ext cx="5734050" cy="3613950"/>
                     </a:xfrm>
                     <a:prstGeom prst="rect">
                       <a:avLst/>
@@ -1524,7 +1524,7 @@
           <w:sz w:val="19"/>
           <w:szCs w:val="19"/>
         </w:rPr>
-        <w:t xml:space="preserve">Departmental rates follow the real </w:t>
+        <w:t xml:space="preserve">Departmental rates </w:t>
       </w:r>
       <w:r>
         <w:rPr>
@@ -1556,7 +1556,7 @@
           <w:sz w:val="19"/>
           <w:szCs w:val="19"/>
         </w:rPr>
-        <w:t xml:space="preserve">, so they give more </w:t>
+        <w:t xml:space="preserve"> the real drivers, so they give more accurate job costs and better </w:t>
       </w:r>
       <w:r>
         <w:rPr>
@@ -1588,7 +1588,7 @@
           <w:sz w:val="19"/>
           <w:szCs w:val="19"/>
         </w:rPr>
-        <w:t xml:space="preserve"> job costs and better prices. </w:t>
+        <w:t xml:space="preserve">. </w:t>
       </w:r>
       <w:r>
         <w:rPr>
@@ -1634,7 +1634,7 @@
           <w:sz w:val="19"/>
           <w:szCs w:val="19"/>
         </w:rPr>
-        <w:t xml:space="preserve">Use a plantwide rate when </w:t>
+        <w:t xml:space="preserve">Use a plantwide rate when departments </w:t>
       </w:r>
       <w:r>
         <w:rPr>
@@ -1652,7 +1652,7 @@
           <w:sz w:val="19"/>
           <w:szCs w:val="19"/>
         </w:rPr>
-        <w:t xml:space="preserve">             </w:t>
+        <w:t xml:space="preserve">           </w:t>
       </w:r>
       <w:r>
         <w:rPr>
@@ -1666,7 +1666,7 @@
           <w:sz w:val="19"/>
           <w:szCs w:val="19"/>
         </w:rPr>
-        <w:t xml:space="preserve"> consume overhead in similar ways; use departmental or driver rates when they do not. </w:t>
+        <w:t xml:space="preserve"> overhead in similar ways; use departmental or driver rates when they do not. </w:t>
       </w:r>
     </w:p>
     <w:tbl>
@@ -1724,7 +1724,7 @@
                 <w:sz w:val="16"/>
                 <w:szCs w:val="16"/>
               </w:rPr>
-              <w:t xml:space="preserve">measure   ·   undercosts   ·   accurate   ·   packing-heavy   ·   departments   ·   drivers   ·   grinding-heavy</w:t>
+              <w:t xml:space="preserve">measure   ·   costing   ·   prices   ·   packing-heavy   ·   consume   ·   follow   ·   grinding-heavy</w:t>
             </w:r>
           </w:p>
         </w:tc>
@@ -2237,7 +2237,7 @@
                 <w:sz w:val="16"/>
                 <w:szCs w:val="16"/>
               </w:rPr>
-              <w:t xml:space="preserve">corporate-wide</w:t>
+              <w:t xml:space="preserve">called</w:t>
             </w:r>
           </w:p>
         </w:tc>
@@ -2305,7 +2305,7 @@
                 <w:sz w:val="16"/>
                 <w:szCs w:val="16"/>
               </w:rPr>
-              <w:t xml:space="preserve">departmental</w:t>
+              <w:t xml:space="preserve">further</w:t>
             </w:r>
           </w:p>
         </w:tc>
@@ -2441,7 +2441,7 @@
                 <w:sz w:val="16"/>
                 <w:szCs w:val="16"/>
               </w:rPr>
-              <w:t xml:space="preserve">departments</w:t>
+              <w:t xml:space="preserve">Spreads</w:t>
             </w:r>
           </w:p>
         </w:tc>
@@ -2542,7 +2542,7 @@
                 <w:sz w:val="16"/>
                 <w:szCs w:val="16"/>
               </w:rPr>
-              <w:t xml:space="preserve">drivers</w:t>
+              <w:t xml:space="preserve">follow</w:t>
             </w:r>
           </w:p>
         </w:tc>
@@ -2610,7 +2610,7 @@
                 <w:sz w:val="16"/>
                 <w:szCs w:val="16"/>
               </w:rPr>
-              <w:t xml:space="preserve">accurate</w:t>
+              <w:t xml:space="preserve">prices</w:t>
             </w:r>
           </w:p>
         </w:tc>
@@ -2645,7 +2645,7 @@
                 <w:sz w:val="16"/>
                 <w:szCs w:val="16"/>
               </w:rPr>
-              <w:t xml:space="preserve">Simple, cheap</w:t>
+              <w:t xml:space="preserve">Distorts cost when departments use different drivers</w:t>
             </w:r>
           </w:p>
         </w:tc>
@@ -2713,7 +2713,7 @@
                 <w:sz w:val="16"/>
                 <w:szCs w:val="16"/>
               </w:rPr>
-              <w:t xml:space="preserve">More records</w:t>
+              <w:t xml:space="preserve">Better when departments differ</w:t>
             </w:r>
           </w:p>
         </w:tc>
@@ -2746,7 +2746,7 @@
                 <w:sz w:val="16"/>
                 <w:szCs w:val="16"/>
               </w:rPr>
-              <w:t xml:space="preserve">departments</w:t>
+              <w:t xml:space="preserve">consume</w:t>
             </w:r>
           </w:p>
         </w:tc>
@@ -2781,7 +2781,7 @@
                 <w:sz w:val="16"/>
                 <w:szCs w:val="16"/>
               </w:rPr>
-              <w:t xml:space="preserve">A rate for each activity (ABC, Chapter 12)</w:t>
+              <w:t xml:space="preserve">Most accurate</w:t>
             </w:r>
           </w:p>
         </w:tc>
@@ -3015,7 +3015,7 @@
           <w:sz w:val="19"/>
           <w:szCs w:val="19"/>
         </w:rPr>
-        <w:t xml:space="preserve">Fixed </w:t>
+        <w:t xml:space="preserve">Fixed overhead is the cost of having </w:t>
       </w:r>
       <w:r>
         <w:rPr>
@@ -3047,7 +3047,7 @@
           <w:sz w:val="19"/>
           <w:szCs w:val="19"/>
         </w:rPr>
-        <w:t xml:space="preserve"> is the cost of having </w:t>
+        <w:t xml:space="preserve">: it does not change with </w:t>
       </w:r>
       <w:r>
         <w:rPr>
@@ -3079,7 +3079,7 @@
           <w:sz w:val="19"/>
           <w:szCs w:val="19"/>
         </w:rPr>
-        <w:t xml:space="preserve">: it does not change with activity in the relevant range. </w:t>
+        <w:t xml:space="preserve"> in the relevant range. </w:t>
       </w:r>
       <w:r>
         <w:rPr>
@@ -3176,7 +3176,7 @@
                 <w:sz w:val="16"/>
                 <w:szCs w:val="16"/>
               </w:rPr>
-              <w:t xml:space="preserve">capacity   ·   depreciation   ·   components   ·   overhead</w:t>
+              <w:t xml:space="preserve">activity   ·   depreciation   ·   supervision   ·   capacity</w:t>
             </w:r>
           </w:p>
         </w:tc>
@@ -3219,7 +3219,7 @@
       <w:r>
         <w:drawing>
           <wp:inline distT="0" distB="0" distL="0" distR="0">
-            <wp:extent cx="5734050" cy="1644775"/>
+            <wp:extent cx="5734050" cy="1614600"/>
             <wp:effectExtent t="0" r="0" b="0" l="0"/>
             <wp:docPr id="1" name="" descr="" title=""/>
             <wp:cNvGraphicFramePr>
@@ -3244,7 +3244,7 @@
                   <pic:spPr bwMode="auto">
                     <a:xfrm>
                       <a:off x="0" y="0"/>
-                      <a:ext cx="5734050" cy="1644775"/>
+                      <a:ext cx="5734050" cy="1614600"/>
                     </a:xfrm>
                     <a:prstGeom prst="rect">
                       <a:avLst/>
@@ -3738,7 +3738,7 @@
                 <w:sz w:val="16"/>
                 <w:szCs w:val="16"/>
               </w:rPr>
-              <w:t xml:space="preserve">overhead</w:t>
+              <w:t xml:space="preserve">capacity</w:t>
             </w:r>
           </w:p>
         </w:tc>
@@ -3806,7 +3806,7 @@
                 <w:sz w:val="16"/>
                 <w:szCs w:val="16"/>
               </w:rPr>
-              <w:t xml:space="preserve">capacity</w:t>
+              <w:t xml:space="preserve">activity</w:t>
             </w:r>
           </w:p>
         </w:tc>
@@ -7096,7 +7096,7 @@
           <w:sz w:val="16"/>
           <w:szCs w:val="16"/>
         </w:rPr>
-        <w:t xml:space="preserve">      gaps 1–8</w:t>
+        <w:t xml:space="preserve">      gaps 1–7</w:t>
       </w:r>
     </w:p>
     <w:p>
@@ -7219,7 +7219,14 @@
           <w:sz w:val="19"/>
           <w:szCs w:val="19"/>
         </w:rPr>
-        <w:t xml:space="preserve">If the difference is </w:t>
+        <w:t xml:space="preserve">If the difference is immaterial, it is closed to cost of goods sold. </w:t>
+      </w:r>
+      <w:r>
+        <w:rPr>
+          <w:sz w:val="19"/>
+          <w:szCs w:val="19"/>
+        </w:rPr>
+        <w:t xml:space="preserve">If it is material, it is spread by </w:t>
       </w:r>
       <w:r>
         <w:rPr>
@@ -7237,7 +7244,7 @@
           <w:sz w:val="19"/>
           <w:szCs w:val="19"/>
         </w:rPr>
-        <w:t xml:space="preserve">            </w:t>
+        <w:t xml:space="preserve">           </w:t>
       </w:r>
       <w:r>
         <w:rPr>
@@ -7251,14 +7258,7 @@
           <w:sz w:val="19"/>
           <w:szCs w:val="19"/>
         </w:rPr>
-        <w:t xml:space="preserve">, it is closed to cost of goods sold. </w:t>
-      </w:r>
-      <w:r>
-        <w:rPr>
-          <w:sz w:val="19"/>
-          <w:szCs w:val="19"/>
-        </w:rPr>
-        <w:t xml:space="preserve">If it is material, it is spread by </w:t>
+        <w:t xml:space="preserve"> over ending work in process, ending </w:t>
       </w:r>
       <w:r>
         <w:rPr>
@@ -7290,7 +7290,14 @@
           <w:sz w:val="19"/>
           <w:szCs w:val="19"/>
         </w:rPr>
-        <w:t xml:space="preserve"> over ending work in process, ending </w:t>
+        <w:t xml:space="preserve"> goods and cost of goods sold. </w:t>
+      </w:r>
+      <w:r>
+        <w:rPr>
+          <w:sz w:val="19"/>
+          <w:szCs w:val="19"/>
+        </w:rPr>
+        <w:t xml:space="preserve">The </w:t>
       </w:r>
       <w:r>
         <w:rPr>
@@ -7322,14 +7329,14 @@
           <w:sz w:val="19"/>
           <w:szCs w:val="19"/>
         </w:rPr>
-        <w:t xml:space="preserve"> goods and cost of goods sold. </w:t>
-      </w:r>
-      <w:r>
-        <w:rPr>
-          <w:sz w:val="19"/>
-          <w:szCs w:val="19"/>
-        </w:rPr>
-        <w:t xml:space="preserve">The </w:t>
+        <w:t xml:space="preserve"> come from the overhead applied in each balance this year, not from the total balances. </w:t>
+      </w:r>
+      <w:r>
+        <w:rPr>
+          <w:sz w:val="19"/>
+          <w:szCs w:val="19"/>
+        </w:rPr>
+        <w:t xml:space="preserve"/>
       </w:r>
       <w:r>
         <w:rPr>
@@ -7361,46 +7368,7 @@
           <w:sz w:val="19"/>
           <w:szCs w:val="19"/>
         </w:rPr>
-        <w:t xml:space="preserve"> come from the overhead applied in each balance this year, not from the total </w:t>
-      </w:r>
-      <w:r>
-        <w:rPr>
-          <w:b/>
-          <w:bCs/>
-          <w:color w:val="8186EF"/>
-          <w:sz w:val="15"/>
-          <w:szCs w:val="15"/>
-        </w:rPr>
-        <w:t xml:space="preserve"> (8) </w:t>
-      </w:r>
-      <w:r>
-        <w:rPr>
-          <w:u w:val="single"/>
-          <w:sz w:val="19"/>
-          <w:szCs w:val="19"/>
-        </w:rPr>
-        <w:t xml:space="preserve">           </w:t>
-      </w:r>
-      <w:r>
-        <w:rPr>
-          <w:sz w:val="19"/>
-          <w:szCs w:val="19"/>
-        </w:rPr>
-        <w:t xml:space="preserve"> </w:t>
-      </w:r>
-      <w:r>
-        <w:rPr>
-          <w:sz w:val="19"/>
-          <w:szCs w:val="19"/>
-        </w:rPr>
-        <w:t xml:space="preserve">. </w:t>
-      </w:r>
-      <w:r>
-        <w:rPr>
-          <w:sz w:val="19"/>
-          <w:szCs w:val="19"/>
-        </w:rPr>
-        <w:t xml:space="preserve">Orontes treats a difference above 2% of applied overhead as material. </w:t>
+        <w:t xml:space="preserve"> treats a difference above 2% of applied overhead as material. </w:t>
       </w:r>
     </w:p>
     <w:tbl>
@@ -7458,7 +7426,7 @@
                 <w:sz w:val="16"/>
                 <w:szCs w:val="16"/>
               </w:rPr>
-              <w:t xml:space="preserve">accounts   ·   immaterial   ·   year-end   ·   proration   ·   balances   ·   shares   ·   include   ·   differences   ·   finished</w:t>
+              <w:t xml:space="preserve">accounts   ·   proration   ·   year-end   ·   finished   ·   Orontes   ·   monthly   ·   differences   ·   shares</w:t>
             </w:r>
           </w:p>
         </w:tc>
@@ -7532,7 +7500,7 @@
           <w:sz w:val="16"/>
           <w:szCs w:val="16"/>
         </w:rPr>
-        <w:t xml:space="preserve">      gaps 9–10</w:t>
+        <w:t xml:space="preserve">      gaps 8–9</w:t>
       </w:r>
     </w:p>
     <w:p>
@@ -7545,7 +7513,7 @@
           <w:sz w:val="19"/>
           <w:szCs w:val="19"/>
         </w:rPr>
-        <w:t xml:space="preserve">Use the </w:t>
+        <w:t xml:space="preserve">Use the overhead applied in each balance during the </w:t>
       </w:r>
       <w:r>
         <w:rPr>
@@ -7555,7 +7523,7 @@
           <w:sz w:val="15"/>
           <w:szCs w:val="15"/>
         </w:rPr>
-        <w:t xml:space="preserve"> (9) </w:t>
+        <w:t xml:space="preserve"> (8) </w:t>
       </w:r>
       <w:r>
         <w:rPr>
@@ -7577,7 +7545,7 @@
           <w:sz w:val="19"/>
           <w:szCs w:val="19"/>
         </w:rPr>
-        <w:t xml:space="preserve"> applied in each balance during the current year. </w:t>
+        <w:t xml:space="preserve"> year. </w:t>
       </w:r>
       <w:r>
         <w:rPr>
@@ -7594,7 +7562,7 @@
           <w:sz w:val="15"/>
           <w:szCs w:val="15"/>
         </w:rPr>
-        <w:t xml:space="preserve"> (10) </w:t>
+        <w:t xml:space="preserve"> (9) </w:t>
       </w:r>
       <w:r>
         <w:rPr>
@@ -7674,7 +7642,7 @@
                 <w:sz w:val="16"/>
                 <w:szCs w:val="16"/>
               </w:rPr>
-              <w:t xml:space="preserve">balance   ·   beginning   ·   overhead</w:t>
+              <w:t xml:space="preserve">year-end   ·   beginning   ·   current</w:t>
             </w:r>
           </w:p>
         </w:tc>
@@ -7766,7 +7734,7 @@
           <w:sz w:val="15"/>
           <w:szCs w:val="15"/>
         </w:rPr>
-        <w:t xml:space="preserve">The parts add up to the total; the bars are to scale.</w:t>
+        <w:t xml:space="preserve">The bars are drawn to scale.</w:t>
       </w:r>
     </w:p>
     <w:p>
@@ -7777,7 +7745,7 @@
       <w:r>
         <w:drawing>
           <wp:inline distT="0" distB="0" distL="0" distR="0">
-            <wp:extent cx="5734050" cy="1810750"/>
+            <wp:extent cx="5734050" cy="2263450"/>
             <wp:effectExtent t="0" r="0" b="0" l="0"/>
             <wp:docPr id="1" name="" descr="" title=""/>
             <wp:cNvGraphicFramePr>
@@ -7802,7 +7770,7 @@
                   <pic:spPr bwMode="auto">
                     <a:xfrm>
                       <a:off x="0" y="0"/>
-                      <a:ext cx="5734050" cy="1810750"/>
+                      <a:ext cx="5734050" cy="2263450"/>
                     </a:xfrm>
                     <a:prstGeom prst="rect">
                       <a:avLst/>
@@ -8090,7 +8058,7 @@
                 <w:sz w:val="14"/>
                 <w:szCs w:val="14"/>
               </w:rPr>
-              <w:t xml:space="preserve">(12)</w:t>
+              <w:t xml:space="preserve">(11)</w:t>
             </w:r>
           </w:p>
         </w:tc>
@@ -8123,7 +8091,7 @@
         <w:tc>
           <w:tcPr>
             <w:tcW w:type="pct" w:w="2042"/>
-            <w:shd w:fill="FFFFFF" w:val="clear"/>
+            <w:shd w:fill="FBFAF6" w:val="clear"/>
             <w:tcMar>
               <w:top w:type="dxa" w:w="50"/>
               <w:left w:type="dxa" w:w="110"/>
@@ -8133,24 +8101,21 @@
           </w:tcPr>
           <w:p>
             <w:pPr>
-              <w:spacing w:before="46" w:after="46"/>
-            </w:pPr>
-            <w:r>
-              <w:rPr>
-                <w:b/>
-                <w:bCs/>
-                <w:color w:val="8186EF"/>
-                <w:sz w:val="14"/>
-                <w:szCs w:val="14"/>
-              </w:rPr>
-              <w:t xml:space="preserve">(13)</w:t>
+              <w:spacing w:before="28" w:after="28"/>
+            </w:pPr>
+            <w:r>
+              <w:rPr>
+                <w:sz w:val="15"/>
+                <w:szCs w:val="15"/>
+              </w:rPr>
+              <w:t xml:space="preserve">Dr MOH Applied, Dr (or Cr) COGS; Cr MOH Control</w:t>
             </w:r>
           </w:p>
         </w:tc>
         <w:tc>
           <w:tcPr>
             <w:tcW w:type="pct" w:w="2200"/>
-            <w:shd w:fill="FBFAF6" w:val="clear"/>
+            <w:shd w:fill="FFFFFF" w:val="clear"/>
             <w:tcMar>
               <w:top w:type="dxa" w:w="50"/>
               <w:left w:type="dxa" w:w="110"/>
@@ -8160,14 +8125,17 @@
           </w:tcPr>
           <w:p>
             <w:pPr>
-              <w:spacing w:before="28" w:after="28"/>
-            </w:pPr>
-            <w:r>
-              <w:rPr>
-                <w:sz w:val="15"/>
-                <w:szCs w:val="15"/>
-              </w:rPr>
-              <w:t xml:space="preserve">Dr MOH Applied, Dr WIP, Dr FG, Dr COGS; Cr MOH Control</w:t>
+              <w:spacing w:before="46" w:after="46"/>
+            </w:pPr>
+            <w:r>
+              <w:rPr>
+                <w:b/>
+                <w:bCs/>
+                <w:color w:val="8186EF"/>
+                <w:sz w:val="14"/>
+                <w:szCs w:val="14"/>
+              </w:rPr>
+              <w:t xml:space="preserve">(12)</w:t>
             </w:r>
           </w:p>
         </w:tc>
@@ -8219,7 +8187,7 @@
                 <w:sz w:val="14"/>
                 <w:szCs w:val="14"/>
               </w:rPr>
-              <w:t xml:space="preserve">(14)</w:t>
+              <w:t xml:space="preserve">(13)</w:t>
             </w:r>
           </w:p>
         </w:tc>
@@ -8319,7 +8287,7 @@
                 <w:sz w:val="14"/>
                 <w:szCs w:val="14"/>
               </w:rPr>
-              <w:t xml:space="preserve">(15)</w:t>
+              <w:t xml:space="preserve">(14)</w:t>
             </w:r>
           </w:p>
         </w:tc>
@@ -8351,6 +8319,7 @@
         <w:tc>
           <w:tcPr>
             <w:tcW w:type="pct" w:w="2042"/>
+            <w:shd w:fill="FFFFFF" w:val="clear"/>
             <w:tcMar>
               <w:top w:type="dxa" w:w="50"/>
               <w:left w:type="dxa" w:w="110"/>
@@ -8360,14 +8329,17 @@
           </w:tcPr>
           <w:p>
             <w:pPr>
-              <w:spacing w:before="28" w:after="28"/>
-            </w:pPr>
-            <w:r>
-              <w:rPr>
-                <w:sz w:val="15"/>
-                <w:szCs w:val="15"/>
-              </w:rPr>
-              <w:t xml:space="preserve">Fine if immaterial</w:t>
+              <w:spacing w:before="46" w:after="46"/>
+            </w:pPr>
+            <w:r>
+              <w:rPr>
+                <w:b/>
+                <w:bCs/>
+                <w:color w:val="8186EF"/>
+                <w:sz w:val="14"/>
+                <w:szCs w:val="14"/>
+              </w:rPr>
+              <w:t xml:space="preserve">(15)</w:t>
             </w:r>
           </w:p>
         </w:tc>
@@ -8390,39 +8362,7 @@
                 <w:sz w:val="15"/>
                 <w:szCs w:val="15"/>
               </w:rPr>
-              <w:t xml:space="preserve"/>
-            </w:r>
-            <w:r>
-              <w:rPr>
-                <w:b/>
-                <w:bCs/>
-                <w:color w:val="8186EF"/>
-                <w:sz w:val="14"/>
-                <w:szCs w:val="14"/>
-              </w:rPr>
-              <w:t xml:space="preserve"> (16) </w:t>
-            </w:r>
-            <w:r>
-              <w:rPr>
-                <w:u w:val="single"/>
-                <w:sz w:val="15"/>
-                <w:szCs w:val="15"/>
-              </w:rPr>
-              <w:t xml:space="preserve">              </w:t>
-            </w:r>
-            <w:r>
-              <w:rPr>
-                <w:sz w:val="15"/>
-                <w:szCs w:val="15"/>
-              </w:rPr>
-              <w:t xml:space="preserve"> </w:t>
-            </w:r>
-            <w:r>
-              <w:rPr>
-                <w:sz w:val="15"/>
-                <w:szCs w:val="15"/>
-              </w:rPr>
-              <w:t xml:space="preserve"> idle capacity is expensed, never prorated (ASC 330)</w:t>
+              <w:t xml:space="preserve">Abnormal idle capacity is expensed, never prorated (ASC 330)</w:t>
             </w:r>
           </w:p>
         </w:tc>
@@ -8484,7 +8424,7 @@
                 <w:sz w:val="16"/>
                 <w:szCs w:val="16"/>
               </w:rPr>
-              <w:t xml:space="preserve">fixed overhead   ·   Inventories show nearer-actual cost   ·   Dr MOH Applied, Dr (or Cr) COGS; Cr MOH Control   ·   Abnormal   ·   All to COGS   ·   Difference is material</w:t>
+              <w:t xml:space="preserve">Simple; COGS absorbs all   ·   Inventories show nearer-actual cost   ·   Dr MOH Applied, Dr WIP, Dr FG, Dr COGS; Cr MOH Control   ·   Fine if immaterial   ·   All to COGS   ·   Difference is material</w:t>
             </w:r>
           </w:p>
         </w:tc>
@@ -8774,7 +8714,7 @@
                 <w:sz w:val="16"/>
                 <w:szCs w:val="16"/>
               </w:rPr>
-              <w:t xml:space="preserve">overhead</w:t>
+              <w:t xml:space="preserve">beginning</w:t>
             </w:r>
           </w:p>
         </w:tc>
@@ -8842,7 +8782,7 @@
                 <w:sz w:val="16"/>
                 <w:szCs w:val="16"/>
               </w:rPr>
-              <w:t xml:space="preserve">beginning</w:t>
+              <w:t xml:space="preserve">Overhead applied in COGS</w:t>
             </w:r>
           </w:p>
         </w:tc>
@@ -8910,7 +8850,7 @@
                 <w:sz w:val="16"/>
                 <w:szCs w:val="16"/>
               </w:rPr>
-              <w:t xml:space="preserve">Overhead applied in COGS</w:t>
+              <w:t xml:space="preserve">Difference is material</w:t>
             </w:r>
           </w:p>
         </w:tc>
@@ -8945,7 +8885,7 @@
                 <w:sz w:val="16"/>
                 <w:szCs w:val="16"/>
               </w:rPr>
-              <w:t xml:space="preserve">immaterial</w:t>
+              <w:t xml:space="preserve">proration</w:t>
             </w:r>
           </w:p>
         </w:tc>
@@ -8978,7 +8918,7 @@
                 <w:sz w:val="16"/>
                 <w:szCs w:val="16"/>
               </w:rPr>
-              <w:t xml:space="preserve">Difference is material</w:t>
+              <w:t xml:space="preserve">Dr MOH Applied, Dr WIP, Dr FG, Dr COGS; Cr MOH Control</w:t>
             </w:r>
           </w:p>
         </w:tc>
@@ -9013,7 +8953,7 @@
                 <w:sz w:val="16"/>
                 <w:szCs w:val="16"/>
               </w:rPr>
-              <w:t xml:space="preserve">proration</w:t>
+              <w:t xml:space="preserve">finished</w:t>
             </w:r>
           </w:p>
         </w:tc>
@@ -9046,7 +8986,7 @@
                 <w:sz w:val="16"/>
                 <w:szCs w:val="16"/>
               </w:rPr>
-              <w:t xml:space="preserve">Dr MOH Applied, Dr (or Cr) COGS; Cr MOH Control</w:t>
+              <w:t xml:space="preserve">All to COGS</w:t>
             </w:r>
           </w:p>
         </w:tc>
@@ -9081,7 +9021,7 @@
                 <w:sz w:val="16"/>
                 <w:szCs w:val="16"/>
               </w:rPr>
-              <w:t xml:space="preserve">finished</w:t>
+              <w:t xml:space="preserve">shares</w:t>
             </w:r>
           </w:p>
         </w:tc>
@@ -9114,7 +9054,7 @@
                 <w:sz w:val="16"/>
                 <w:szCs w:val="16"/>
               </w:rPr>
-              <w:t xml:space="preserve">All to COGS</w:t>
+              <w:t xml:space="preserve">Inventories show nearer-actual cost</w:t>
             </w:r>
           </w:p>
         </w:tc>
@@ -9149,7 +9089,7 @@
                 <w:sz w:val="16"/>
                 <w:szCs w:val="16"/>
               </w:rPr>
-              <w:t xml:space="preserve">shares</w:t>
+              <w:t xml:space="preserve">Orontes</w:t>
             </w:r>
           </w:p>
         </w:tc>
@@ -9182,7 +9122,7 @@
                 <w:sz w:val="16"/>
                 <w:szCs w:val="16"/>
               </w:rPr>
-              <w:t xml:space="preserve">Inventories show nearer-actual cost</w:t>
+              <w:t xml:space="preserve">Fine if immaterial</w:t>
             </w:r>
           </w:p>
         </w:tc>
@@ -9217,7 +9157,7 @@
                 <w:sz w:val="16"/>
                 <w:szCs w:val="16"/>
               </w:rPr>
-              <w:t xml:space="preserve">balances</w:t>
+              <w:t xml:space="preserve">current</w:t>
             </w:r>
           </w:p>
         </w:tc>
@@ -9233,24 +9173,14 @@
           </w:tcPr>
           <w:p>
             <w:pPr>
-              <w:spacing w:before="12" w:after="12"/>
-            </w:pPr>
-            <w:r>
-              <w:rPr>
-                <w:b/>
-                <w:bCs/>
-                <w:color w:val="8186EF"/>
-                <w:sz w:val="16"/>
-                <w:szCs w:val="16"/>
-              </w:rPr>
-              <w:t xml:space="preserve">16  </w:t>
-            </w:r>
-            <w:r>
-              <w:rPr>
-                <w:sz w:val="16"/>
-                <w:szCs w:val="16"/>
-              </w:rPr>
-              <w:t xml:space="preserve">Abnormal</w:t>
+              <w:spacing w:before="24" w:after="24"/>
+            </w:pPr>
+            <w:r>
+              <w:rPr>
+                <w:sz w:val="16"/>
+                <w:szCs w:val="16"/>
+              </w:rPr>
+              <w:t xml:space="preserve"/>
             </w:r>
           </w:p>
         </w:tc>
@@ -9469,7 +9399,7 @@
           <w:sz w:val="19"/>
           <w:szCs w:val="19"/>
         </w:rPr>
-        <w:t xml:space="preserve"> the year's underapplied overhead, prorates it, records the closing entry and compares the result with a </w:t>
+        <w:t xml:space="preserve"> the year's underapplied overhead, </w:t>
       </w:r>
       <w:r>
         <w:rPr>
@@ -9501,14 +9431,7 @@
           <w:sz w:val="19"/>
           <w:szCs w:val="19"/>
         </w:rPr>
-        <w:t xml:space="preserve">. </w:t>
-      </w:r>
-      <w:r>
-        <w:rPr>
-          <w:sz w:val="19"/>
-          <w:szCs w:val="19"/>
-        </w:rPr>
-        <w:t xml:space="preserve">The </w:t>
+        <w:t xml:space="preserve"> it, records the closing entry and compares the </w:t>
       </w:r>
       <w:r>
         <w:rPr>
@@ -9540,7 +9463,14 @@
           <w:sz w:val="19"/>
           <w:szCs w:val="19"/>
         </w:rPr>
-        <w:t xml:space="preserve"> and its effect on income are </w:t>
+        <w:t xml:space="preserve"> with a write-off. </w:t>
+      </w:r>
+      <w:r>
+        <w:rPr>
+          <w:sz w:val="19"/>
+          <w:szCs w:val="19"/>
+        </w:rPr>
+        <w:t xml:space="preserve">The proration and its effect on income are </w:t>
       </w:r>
       <w:r>
         <w:rPr>
@@ -9572,14 +9502,7 @@
           <w:sz w:val="19"/>
           <w:szCs w:val="19"/>
         </w:rPr>
-        <w:t xml:space="preserve">; the variance split previews Book 3. </w:t>
-      </w:r>
-      <w:r>
-        <w:rPr>
-          <w:sz w:val="19"/>
-          <w:szCs w:val="19"/>
-        </w:rPr>
-        <w:t xml:space="preserve">Rate: $30 per machine hour, set at normal </w:t>
+        <w:t xml:space="preserve">; the variance split </w:t>
       </w:r>
       <w:r>
         <w:rPr>
@@ -9611,14 +9534,21 @@
           <w:sz w:val="19"/>
           <w:szCs w:val="19"/>
         </w:rPr>
-        <w:t xml:space="preserve"> of 100,000 hours. </w:t>
-      </w:r>
-      <w:r>
-        <w:rPr>
-          <w:sz w:val="19"/>
-          <w:szCs w:val="19"/>
-        </w:rPr>
-        <w:t xml:space="preserve"/>
+        <w:t xml:space="preserve"> Book 3. </w:t>
+      </w:r>
+      <w:r>
+        <w:rPr>
+          <w:sz w:val="19"/>
+          <w:szCs w:val="19"/>
+        </w:rPr>
+        <w:t xml:space="preserve">Rate: $30 per machine hour, set at normal capacity of 100,000 hours. </w:t>
+      </w:r>
+      <w:r>
+        <w:rPr>
+          <w:sz w:val="19"/>
+          <w:szCs w:val="19"/>
+        </w:rPr>
+        <w:t xml:space="preserve">Actual: 92,000 machine hours; fixed overhead $30,000 above budget; variable overhead $8,000 above the </w:t>
       </w:r>
       <w:r>
         <w:rPr>
@@ -9650,7 +9580,14 @@
           <w:sz w:val="19"/>
           <w:szCs w:val="19"/>
         </w:rPr>
-        <w:t xml:space="preserve">: 92,000 machine hours; fixed overhead $30,000 above budget; variable overhead $8,000 above the </w:t>
+        <w:t xml:space="preserve"> budget. </w:t>
+      </w:r>
+      <w:r>
+        <w:rPr>
+          <w:sz w:val="19"/>
+          <w:szCs w:val="19"/>
+        </w:rPr>
+        <w:t xml:space="preserve">Balances </w:t>
       </w:r>
       <w:r>
         <w:rPr>
@@ -9682,14 +9619,7 @@
           <w:sz w:val="19"/>
           <w:szCs w:val="19"/>
         </w:rPr>
-        <w:t xml:space="preserve"> budget. </w:t>
-      </w:r>
-      <w:r>
-        <w:rPr>
-          <w:sz w:val="19"/>
-          <w:szCs w:val="19"/>
-        </w:rPr>
-        <w:t xml:space="preserve"/>
+        <w:t xml:space="preserve"> closing: work in </w:t>
       </w:r>
       <w:r>
         <w:rPr>
@@ -9721,7 +9651,14 @@
           <w:sz w:val="19"/>
           <w:szCs w:val="19"/>
         </w:rPr>
-        <w:t xml:space="preserve"> before closing: work in process $690,000, </w:t>
+        <w:t xml:space="preserve"> $690,000, finished goods $1,380,000, cost of goods sold $6,090,000. </w:t>
+      </w:r>
+      <w:r>
+        <w:rPr>
+          <w:sz w:val="19"/>
+          <w:szCs w:val="19"/>
+        </w:rPr>
+        <w:t xml:space="preserve">Find the underapplied amount and its </w:t>
       </w:r>
       <w:r>
         <w:rPr>
@@ -9753,14 +9690,7 @@
           <w:sz w:val="19"/>
           <w:szCs w:val="19"/>
         </w:rPr>
-        <w:t xml:space="preserve"> goods $1,380,000, cost of goods sold $6,090,000. </w:t>
-      </w:r>
-      <w:r>
-        <w:rPr>
-          <w:sz w:val="19"/>
-          <w:szCs w:val="19"/>
-        </w:rPr>
-        <w:t xml:space="preserve">Find the underapplied amount and its causes, test materiality, </w:t>
+        <w:t xml:space="preserve">, test materiality, prorate on applied overhead, </w:t>
       </w:r>
       <w:r>
         <w:rPr>
@@ -9792,7 +9722,7 @@
           <w:sz w:val="19"/>
           <w:szCs w:val="19"/>
         </w:rPr>
-        <w:t xml:space="preserve"> on applied overhead, record the entry and </w:t>
+        <w:t xml:space="preserve"> the entry and </w:t>
       </w:r>
       <w:r>
         <w:rPr>
@@ -9824,28 +9754,7 @@
           <w:sz w:val="19"/>
           <w:szCs w:val="19"/>
         </w:rPr>
-        <w:t xml:space="preserve"> the income effect of the two methods. </w:t>
-      </w:r>
-      <w:r>
-        <w:rPr>
-          <w:sz w:val="19"/>
-          <w:szCs w:val="19"/>
-        </w:rPr>
-        <w:t xml:space="preserve">Fixed rate: $2,400,000 ÷ 100,000 hours = $24; plus $6 variable = $30 per machine hour. </w:t>
-      </w:r>
-      <w:r>
-        <w:rPr>
-          <w:sz w:val="19"/>
-          <w:szCs w:val="19"/>
-        </w:rPr>
-        <w:t xml:space="preserve">Applied: 92,000 × $30 = $2,760,000. </w:t>
-      </w:r>
-      <w:r>
-        <w:rPr>
-          <w:sz w:val="19"/>
-          <w:szCs w:val="19"/>
-        </w:rPr>
-        <w:t xml:space="preserve">Materiality: 230,000 ÷ 2,760,000 = 8.3%, above the 2% policy, so the </w:t>
+        <w:t xml:space="preserve"> the income effect of the two </w:t>
       </w:r>
       <w:r>
         <w:rPr>
@@ -9863,7 +9772,7 @@
           <w:sz w:val="19"/>
           <w:szCs w:val="19"/>
         </w:rPr>
-        <w:t xml:space="preserve">            </w:t>
+        <w:t xml:space="preserve">           </w:t>
       </w:r>
       <w:r>
         <w:rPr>
@@ -9877,7 +9786,28 @@
           <w:sz w:val="19"/>
           <w:szCs w:val="19"/>
         </w:rPr>
-        <w:t xml:space="preserve"> is prorated. </w:t>
+        <w:t xml:space="preserve">. </w:t>
+      </w:r>
+      <w:r>
+        <w:rPr>
+          <w:sz w:val="19"/>
+          <w:szCs w:val="19"/>
+        </w:rPr>
+        <w:t xml:space="preserve">Fixed rate: $2,400,000 ÷ 100,000 hours = $24; plus $6 variable = $30 per machine hour. </w:t>
+      </w:r>
+      <w:r>
+        <w:rPr>
+          <w:sz w:val="19"/>
+          <w:szCs w:val="19"/>
+        </w:rPr>
+        <w:t xml:space="preserve">Applied: 92,000 × $30 = $2,760,000. </w:t>
+      </w:r>
+      <w:r>
+        <w:rPr>
+          <w:sz w:val="19"/>
+          <w:szCs w:val="19"/>
+        </w:rPr>
+        <w:t xml:space="preserve">Materiality: 230,000 ÷ 2,760,000 = 8.3%, above the 2% policy, so the difference is prorated. </w:t>
       </w:r>
     </w:p>
     <w:tbl>
@@ -9935,7 +9865,7 @@
                 <w:sz w:val="16"/>
                 <w:szCs w:val="16"/>
               </w:rPr>
-              <w:t xml:space="preserve">write-off   ·   proration   ·   capacity   ·   prorate   ·   methods   ·   exam-core   ·   Balances   ·   difference   ·   flexible   ·   Actual   ·   finished   ·   analyzes   ·   compare</w:t>
+              <w:t xml:space="preserve">prorates   ·   result   ·   previews   ·   record   ·   applied   ·   exam-core   ·   process   ·   methods   ·   before   ·   flexible   ·   causes   ·   analyzes   ·   compare</w:t>
             </w:r>
           </w:p>
         </w:tc>
@@ -10175,7 +10105,7 @@
           <w:sz w:val="15"/>
           <w:szCs w:val="15"/>
         </w:rPr>
-        <w:t xml:space="preserve">The parts add up to the total; the bars are to scale.</w:t>
+        <w:t xml:space="preserve">The bars are drawn to scale.</w:t>
       </w:r>
     </w:p>
     <w:p>
@@ -10186,7 +10116,7 @@
       <w:r>
         <w:drawing>
           <wp:inline distT="0" distB="0" distL="0" distR="0">
-            <wp:extent cx="5734050" cy="1810750"/>
+            <wp:extent cx="5734050" cy="2512425"/>
             <wp:effectExtent t="0" r="0" b="0" l="0"/>
             <wp:docPr id="1" name="" descr="" title=""/>
             <wp:cNvGraphicFramePr>
@@ -10211,7 +10141,7 @@
                   <pic:spPr bwMode="auto">
                     <a:xfrm>
                       <a:off x="0" y="0"/>
-                      <a:ext cx="5734050" cy="1810750"/>
+                      <a:ext cx="5734050" cy="2512425"/>
                     </a:xfrm>
                     <a:prstGeom prst="rect">
                       <a:avLst/>
@@ -10279,7 +10209,7 @@
                 <w:sz w:val="16"/>
                 <w:szCs w:val="16"/>
               </w:rPr>
-              <w:t xml:space="preserve">Cost of goods sold   ·   departmental overhead rate</w:t>
+              <w:t xml:space="preserve">Ending finished goods   ·   departmental overhead rate</w:t>
             </w:r>
           </w:p>
         </w:tc>
@@ -10583,7 +10513,7 @@
         <w:tc>
           <w:tcPr>
             <w:tcW w:type="pct" w:w="2200"/>
-            <w:shd w:fill="FBFAF6" w:val="clear"/>
+            <w:shd w:fill="FFFFFF" w:val="clear"/>
             <w:tcMar>
               <w:top w:type="dxa" w:w="50"/>
               <w:left w:type="dxa" w:w="110"/>
@@ -10593,14 +10523,17 @@
           </w:tcPr>
           <w:p>
             <w:pPr>
-              <w:spacing w:before="28" w:after="28"/>
-            </w:pPr>
-            <w:r>
-              <w:rPr>
-                <w:sz w:val="15"/>
-                <w:szCs w:val="15"/>
-              </w:rPr>
-              <w:t xml:space="preserve">Work-in-Process Inventory</w:t>
+              <w:spacing w:before="46" w:after="46"/>
+            </w:pPr>
+            <w:r>
+              <w:rPr>
+                <w:b/>
+                <w:bCs/>
+                <w:color w:val="8186EF"/>
+                <w:sz w:val="14"/>
+                <w:szCs w:val="14"/>
+              </w:rPr>
+              <w:t xml:space="preserve">(18)</w:t>
             </w:r>
           </w:p>
         </w:tc>
@@ -10775,7 +10708,7 @@
         <w:tc>
           <w:tcPr>
             <w:tcW w:type="pct" w:w="2200"/>
-            <w:shd w:fill="FFFFFF" w:val="clear"/>
+            <w:shd w:fill="FBFAF6" w:val="clear"/>
             <w:tcMar>
               <w:top w:type="dxa" w:w="50"/>
               <w:left w:type="dxa" w:w="110"/>
@@ -10785,17 +10718,14 @@
           </w:tcPr>
           <w:p>
             <w:pPr>
-              <w:spacing w:before="46" w:after="46"/>
-            </w:pPr>
-            <w:r>
-              <w:rPr>
-                <w:b/>
-                <w:bCs/>
-                <w:color w:val="8186EF"/>
-                <w:sz w:val="14"/>
-                <w:szCs w:val="14"/>
-              </w:rPr>
-              <w:t xml:space="preserve">(18)</w:t>
+              <w:spacing w:before="28" w:after="28"/>
+            </w:pPr>
+            <w:r>
+              <w:rPr>
+                <w:sz w:val="15"/>
+                <w:szCs w:val="15"/>
+              </w:rPr>
+              <w:t xml:space="preserve">Cost of Goods Sold</w:t>
             </w:r>
           </w:p>
         </w:tc>
@@ -11101,7 +11031,7 @@
                 <w:sz w:val="16"/>
                 <w:szCs w:val="16"/>
               </w:rPr>
-              <w:t xml:space="preserve">Manufacturing Overhead Control   ·   Cost of Goods Sold   ·   plantwide overhead rate   ·   Manufacturing Overhead Applied</w:t>
+              <w:t xml:space="preserve">Manufacturing Overhead Control   ·   Work-in-Process Inventory   ·   plantwide overhead rate   ·   Manufacturing Overhead Applied</w:t>
             </w:r>
           </w:p>
         </w:tc>
@@ -11188,7 +11118,7 @@
           <w:sz w:val="19"/>
           <w:szCs w:val="19"/>
         </w:rPr>
-        <w:t xml:space="preserve">Proration leaves $69,000 of the </w:t>
+        <w:t xml:space="preserve">Proration leaves $69,000 of the underapplied overhead in inventory, so </w:t>
       </w:r>
       <w:r>
         <w:rPr>
@@ -11206,7 +11136,7 @@
           <w:sz w:val="19"/>
           <w:szCs w:val="19"/>
         </w:rPr>
-        <w:t xml:space="preserve">              </w:t>
+        <w:t xml:space="preserve">           </w:t>
       </w:r>
       <w:r>
         <w:rPr>
@@ -11220,7 +11150,7 @@
           <w:sz w:val="19"/>
           <w:szCs w:val="19"/>
         </w:rPr>
-        <w:t xml:space="preserve"> overhead in inventory, so operating income is $69,000 higher than with a write-off. </w:t>
+        <w:t xml:space="preserve"> income is $69,000 higher than with a write-off. </w:t>
       </w:r>
       <w:r>
         <w:rPr>
@@ -11317,7 +11247,7 @@
                 <w:sz w:val="16"/>
                 <w:szCs w:val="16"/>
               </w:rPr>
-              <w:t xml:space="preserve">Compute   ·   statement   ·   underapplied</w:t>
+              <w:t xml:space="preserve">compared   ·   statement   ·   operating</w:t>
             </w:r>
           </w:p>
         </w:tc>
@@ -11360,7 +11290,7 @@
       <w:r>
         <w:drawing>
           <wp:inline distT="0" distB="0" distL="0" distR="0">
-            <wp:extent cx="5734050" cy="2248350"/>
+            <wp:extent cx="5734050" cy="2972650"/>
             <wp:effectExtent t="0" r="0" b="0" l="0"/>
             <wp:docPr id="1" name="" descr="" title=""/>
             <wp:cNvGraphicFramePr>
@@ -11385,7 +11315,7 @@
                   <pic:spPr bwMode="auto">
                     <a:xfrm>
                       <a:off x="0" y="0"/>
-                      <a:ext cx="5734050" cy="2248350"/>
+                      <a:ext cx="5734050" cy="2972650"/>
                     </a:xfrm>
                     <a:prstGeom prst="rect">
                       <a:avLst/>
@@ -11814,7 +11744,7 @@
           <w:sz w:val="19"/>
           <w:szCs w:val="19"/>
         </w:rPr>
-        <w:t xml:space="preserve">Expect the applied overhead in ending WIP, </w:t>
+        <w:t xml:space="preserve">Expect the applied overhead in ending WIP, finished goods and COGS, and an under- or </w:t>
       </w:r>
       <w:r>
         <w:rPr>
@@ -11832,7 +11762,7 @@
           <w:sz w:val="19"/>
           <w:szCs w:val="19"/>
         </w:rPr>
-        <w:t xml:space="preserve">           </w:t>
+        <w:t xml:space="preserve">             </w:t>
       </w:r>
       <w:r>
         <w:rPr>
@@ -11846,7 +11776,14 @@
           <w:sz w:val="19"/>
           <w:szCs w:val="19"/>
         </w:rPr>
-        <w:t xml:space="preserve"> goods and COGS, and an under- or </w:t>
+        <w:t xml:space="preserve"> amount. </w:t>
+      </w:r>
+      <w:r>
+        <w:rPr>
+          <w:sz w:val="19"/>
+          <w:szCs w:val="19"/>
+        </w:rPr>
+        <w:t xml:space="preserve"/>
       </w:r>
       <w:r>
         <w:rPr>
@@ -11864,7 +11801,7 @@
           <w:sz w:val="19"/>
           <w:szCs w:val="19"/>
         </w:rPr>
-        <w:t xml:space="preserve">             </w:t>
+        <w:t xml:space="preserve">           </w:t>
       </w:r>
       <w:r>
         <w:rPr>
@@ -11878,14 +11815,7 @@
           <w:sz w:val="19"/>
           <w:szCs w:val="19"/>
         </w:rPr>
-        <w:t xml:space="preserve"> amount. </w:t>
-      </w:r>
-      <w:r>
-        <w:rPr>
-          <w:sz w:val="19"/>
-          <w:szCs w:val="19"/>
-        </w:rPr>
-        <w:t xml:space="preserve">Compute each share from applied overhead, then say whether income rises or falls compared with a </w:t>
+        <w:t xml:space="preserve"> each share from applied overhead, then say whether income rises or falls </w:t>
       </w:r>
       <w:r>
         <w:rPr>
@@ -11917,7 +11847,7 @@
           <w:sz w:val="19"/>
           <w:szCs w:val="19"/>
         </w:rPr>
-        <w:t xml:space="preserve">. </w:t>
+        <w:t xml:space="preserve"> with a write-off. </w:t>
       </w:r>
     </w:p>
     <w:tbl>
@@ -11975,7 +11905,7 @@
                 <w:sz w:val="16"/>
                 <w:szCs w:val="16"/>
               </w:rPr>
-              <w:t xml:space="preserve">write-off   ·   finished   ·   methods   ·   overapplied</w:t>
+              <w:t xml:space="preserve">compared   ·   overapplied   ·   methods   ·   Compute</w:t>
             </w:r>
           </w:p>
         </w:tc>
@@ -12595,7 +12525,7 @@
                 <w:sz w:val="16"/>
                 <w:szCs w:val="16"/>
               </w:rPr>
-              <w:t xml:space="preserve">400,000 / 900,000 / 9,000,000   ·   1,660,000 / 820,000   ·   $50 per machine hour   ·   2% of applied overhead   ·   20,000 machine hours</w:t>
+              <w:t xml:space="preserve">400,000 / 900,000 / 9,000,000   ·   1,660,000 / 820,000   ·   $50 per machine hour   ·   2% of applied overhead   ·   Applied OH in balance</w:t>
             </w:r>
           </w:p>
         </w:tc>
@@ -13148,7 +13078,7 @@
                 <w:sz w:val="16"/>
                 <w:szCs w:val="16"/>
               </w:rPr>
-              <w:t xml:space="preserve">underapplied overhead   ·   denominator level   ·   التوزيع النسبي</w:t>
+              <w:t xml:space="preserve">proration   ·   التوزيع النسبي</w:t>
             </w:r>
           </w:p>
         </w:tc>
@@ -13533,14 +13463,14 @@
                 <w:sz w:val="16"/>
                 <w:szCs w:val="16"/>
               </w:rPr>
-              <w:t xml:space="preserve">21  </w:t>
-            </w:r>
-            <w:r>
-              <w:rPr>
-                <w:sz w:val="16"/>
-                <w:szCs w:val="16"/>
-              </w:rPr>
-              <w:t xml:space="preserve">statement</w:t>
+              <w:t xml:space="preserve">20  </w:t>
+            </w:r>
+            <w:r>
+              <w:rPr>
+                <w:sz w:val="16"/>
+                <w:szCs w:val="16"/>
+              </w:rPr>
+              <w:t xml:space="preserve">operating</w:t>
             </w:r>
           </w:p>
         </w:tc>
@@ -13575,7 +13505,7 @@
                 <w:sz w:val="16"/>
                 <w:szCs w:val="16"/>
               </w:rPr>
-              <w:t xml:space="preserve">write-off</w:t>
+              <w:t xml:space="preserve">prorates</w:t>
             </w:r>
           </w:p>
         </w:tc>
@@ -13601,14 +13531,14 @@
                 <w:sz w:val="16"/>
                 <w:szCs w:val="16"/>
               </w:rPr>
-              <w:t xml:space="preserve">22  </w:t>
-            </w:r>
-            <w:r>
-              <w:rPr>
-                <w:sz w:val="16"/>
-                <w:szCs w:val="16"/>
-              </w:rPr>
-              <w:t xml:space="preserve">Selling and administrative</w:t>
+              <w:t xml:space="preserve">21  </w:t>
+            </w:r>
+            <w:r>
+              <w:rPr>
+                <w:sz w:val="16"/>
+                <w:szCs w:val="16"/>
+              </w:rPr>
+              <w:t xml:space="preserve">statement</w:t>
             </w:r>
           </w:p>
         </w:tc>
@@ -13643,7 +13573,7 @@
                 <w:sz w:val="16"/>
                 <w:szCs w:val="16"/>
               </w:rPr>
-              <w:t xml:space="preserve">proration</w:t>
+              <w:t xml:space="preserve">result</w:t>
             </w:r>
           </w:p>
         </w:tc>
@@ -13669,14 +13599,14 @@
                 <w:sz w:val="16"/>
                 <w:szCs w:val="16"/>
               </w:rPr>
-              <w:t xml:space="preserve">23  </w:t>
-            </w:r>
-            <w:r>
-              <w:rPr>
-                <w:sz w:val="16"/>
-                <w:szCs w:val="16"/>
-              </w:rPr>
-              <w:t xml:space="preserve">Operating income</w:t>
+              <w:t xml:space="preserve">22  </w:t>
+            </w:r>
+            <w:r>
+              <w:rPr>
+                <w:sz w:val="16"/>
+                <w:szCs w:val="16"/>
+              </w:rPr>
+              <w:t xml:space="preserve">Selling and administrative</w:t>
             </w:r>
           </w:p>
         </w:tc>
@@ -13737,14 +13667,14 @@
                 <w:sz w:val="16"/>
                 <w:szCs w:val="16"/>
               </w:rPr>
-              <w:t xml:space="preserve">24  </w:t>
-            </w:r>
-            <w:r>
-              <w:rPr>
-                <w:sz w:val="16"/>
-                <w:szCs w:val="16"/>
-              </w:rPr>
-              <w:t xml:space="preserve">difference</w:t>
+              <w:t xml:space="preserve">23  </w:t>
+            </w:r>
+            <w:r>
+              <w:rPr>
+                <w:sz w:val="16"/>
+                <w:szCs w:val="16"/>
+              </w:rPr>
+              <w:t xml:space="preserve">Operating income</w:t>
             </w:r>
           </w:p>
         </w:tc>
@@ -13779,7 +13709,7 @@
                 <w:sz w:val="16"/>
                 <w:szCs w:val="16"/>
               </w:rPr>
-              <w:t xml:space="preserve">capacity</w:t>
+              <w:t xml:space="preserve">previews</w:t>
             </w:r>
           </w:p>
         </w:tc>
@@ -13805,14 +13735,14 @@
                 <w:sz w:val="16"/>
                 <w:szCs w:val="16"/>
               </w:rPr>
-              <w:t xml:space="preserve">25  </w:t>
-            </w:r>
-            <w:r>
-              <w:rPr>
-                <w:sz w:val="16"/>
-                <w:szCs w:val="16"/>
-              </w:rPr>
-              <w:t xml:space="preserve">Proration</w:t>
+              <w:t xml:space="preserve">24  </w:t>
+            </w:r>
+            <w:r>
+              <w:rPr>
+                <w:sz w:val="16"/>
+                <w:szCs w:val="16"/>
+              </w:rPr>
+              <w:t xml:space="preserve">difference</w:t>
             </w:r>
           </w:p>
         </w:tc>
@@ -13847,7 +13777,7 @@
                 <w:sz w:val="16"/>
                 <w:szCs w:val="16"/>
               </w:rPr>
-              <w:t xml:space="preserve">Actual</w:t>
+              <w:t xml:space="preserve">flexible</w:t>
             </w:r>
           </w:p>
         </w:tc>
@@ -13873,14 +13803,14 @@
                 <w:sz w:val="16"/>
                 <w:szCs w:val="16"/>
               </w:rPr>
-              <w:t xml:space="preserve">26  </w:t>
-            </w:r>
-            <w:r>
-              <w:rPr>
-                <w:sz w:val="16"/>
-                <w:szCs w:val="16"/>
-              </w:rPr>
-              <w:t xml:space="preserve">inventory</w:t>
+              <w:t xml:space="preserve">25  </w:t>
+            </w:r>
+            <w:r>
+              <w:rPr>
+                <w:sz w:val="16"/>
+                <w:szCs w:val="16"/>
+              </w:rPr>
+              <w:t xml:space="preserve">Proration</w:t>
             </w:r>
           </w:p>
         </w:tc>
@@ -13915,7 +13845,7 @@
                 <w:sz w:val="16"/>
                 <w:szCs w:val="16"/>
               </w:rPr>
-              <w:t xml:space="preserve">flexible</w:t>
+              <w:t xml:space="preserve">before</w:t>
             </w:r>
           </w:p>
         </w:tc>
@@ -13941,14 +13871,14 @@
                 <w:sz w:val="16"/>
                 <w:szCs w:val="16"/>
               </w:rPr>
-              <w:t xml:space="preserve">27  </w:t>
-            </w:r>
-            <w:r>
-              <w:rPr>
-                <w:sz w:val="16"/>
-                <w:szCs w:val="16"/>
-              </w:rPr>
-              <w:t xml:space="preserve">finished</w:t>
+              <w:t xml:space="preserve">26  </w:t>
+            </w:r>
+            <w:r>
+              <w:rPr>
+                <w:sz w:val="16"/>
+                <w:szCs w:val="16"/>
+              </w:rPr>
+              <w:t xml:space="preserve">inventory</w:t>
             </w:r>
           </w:p>
         </w:tc>
@@ -13983,7 +13913,7 @@
                 <w:sz w:val="16"/>
                 <w:szCs w:val="16"/>
               </w:rPr>
-              <w:t xml:space="preserve">Balances</w:t>
+              <w:t xml:space="preserve">process</w:t>
             </w:r>
           </w:p>
         </w:tc>
@@ -14009,7 +13939,7 @@
                 <w:sz w:val="16"/>
                 <w:szCs w:val="16"/>
               </w:rPr>
-              <w:t xml:space="preserve">28  </w:t>
+              <w:t xml:space="preserve">27  </w:t>
             </w:r>
             <w:r>
               <w:rPr>
@@ -14051,7 +13981,7 @@
                 <w:sz w:val="16"/>
                 <w:szCs w:val="16"/>
               </w:rPr>
-              <w:t xml:space="preserve">finished</w:t>
+              <w:t xml:space="preserve">causes</w:t>
             </w:r>
           </w:p>
         </w:tc>
@@ -14077,14 +14007,14 @@
                 <w:sz w:val="16"/>
                 <w:szCs w:val="16"/>
               </w:rPr>
-              <w:t xml:space="preserve">29  </w:t>
-            </w:r>
-            <w:r>
-              <w:rPr>
-                <w:sz w:val="16"/>
-                <w:szCs w:val="16"/>
-              </w:rPr>
-              <w:t xml:space="preserve">write-off</w:t>
+              <w:t xml:space="preserve">28  </w:t>
+            </w:r>
+            <w:r>
+              <w:rPr>
+                <w:sz w:val="16"/>
+                <w:szCs w:val="16"/>
+              </w:rPr>
+              <w:t xml:space="preserve">Compute</w:t>
             </w:r>
           </w:p>
         </w:tc>
@@ -14119,7 +14049,7 @@
                 <w:sz w:val="16"/>
                 <w:szCs w:val="16"/>
               </w:rPr>
-              <w:t xml:space="preserve">prorate</w:t>
+              <w:t xml:space="preserve">record</w:t>
             </w:r>
           </w:p>
         </w:tc>
@@ -14145,14 +14075,14 @@
                 <w:sz w:val="16"/>
                 <w:szCs w:val="16"/>
               </w:rPr>
-              <w:t xml:space="preserve">30  </w:t>
-            </w:r>
-            <w:r>
-              <w:rPr>
-                <w:sz w:val="16"/>
-                <w:szCs w:val="16"/>
-              </w:rPr>
-              <w:t xml:space="preserve">$50 per machine hour</w:t>
+              <w:t xml:space="preserve">29  </w:t>
+            </w:r>
+            <w:r>
+              <w:rPr>
+                <w:sz w:val="16"/>
+                <w:szCs w:val="16"/>
+              </w:rPr>
+              <w:t xml:space="preserve">compared</w:t>
             </w:r>
           </w:p>
         </w:tc>
@@ -14213,14 +14143,14 @@
                 <w:sz w:val="16"/>
                 <w:szCs w:val="16"/>
               </w:rPr>
-              <w:t xml:space="preserve">31  </w:t>
-            </w:r>
-            <w:r>
-              <w:rPr>
-                <w:sz w:val="16"/>
-                <w:szCs w:val="16"/>
-              </w:rPr>
-              <w:t xml:space="preserve">1,660,000 / 820,000</w:t>
+              <w:t xml:space="preserve">30  </w:t>
+            </w:r>
+            <w:r>
+              <w:rPr>
+                <w:sz w:val="16"/>
+                <w:szCs w:val="16"/>
+              </w:rPr>
+              <w:t xml:space="preserve">$50 per machine hour</w:t>
             </w:r>
           </w:p>
         </w:tc>
@@ -14255,7 +14185,7 @@
                 <w:sz w:val="16"/>
                 <w:szCs w:val="16"/>
               </w:rPr>
-              <w:t xml:space="preserve">difference</w:t>
+              <w:t xml:space="preserve">methods</w:t>
             </w:r>
           </w:p>
         </w:tc>
@@ -14281,14 +14211,14 @@
                 <w:sz w:val="16"/>
                 <w:szCs w:val="16"/>
               </w:rPr>
-              <w:t xml:space="preserve">32  </w:t>
-            </w:r>
-            <w:r>
-              <w:rPr>
-                <w:sz w:val="16"/>
-                <w:szCs w:val="16"/>
-              </w:rPr>
-              <w:t xml:space="preserve">400,000 / 900,000 / 9,000,000</w:t>
+              <w:t xml:space="preserve">31  </w:t>
+            </w:r>
+            <w:r>
+              <w:rPr>
+                <w:sz w:val="16"/>
+                <w:szCs w:val="16"/>
+              </w:rPr>
+              <w:t xml:space="preserve">1,660,000 / 820,000</w:t>
             </w:r>
           </w:p>
         </w:tc>
@@ -14349,14 +14279,14 @@
                 <w:sz w:val="16"/>
                 <w:szCs w:val="16"/>
               </w:rPr>
-              <w:t xml:space="preserve">33  </w:t>
-            </w:r>
-            <w:r>
-              <w:rPr>
-                <w:sz w:val="16"/>
-                <w:szCs w:val="16"/>
-              </w:rPr>
-              <w:t xml:space="preserve">2% of applied overhead</w:t>
+              <w:t xml:space="preserve">32  </w:t>
+            </w:r>
+            <w:r>
+              <w:rPr>
+                <w:sz w:val="16"/>
+                <w:szCs w:val="16"/>
+              </w:rPr>
+              <w:t xml:space="preserve">400,000 / 900,000 / 9,000,000</w:t>
             </w:r>
           </w:p>
         </w:tc>
@@ -14417,14 +14347,14 @@
                 <w:sz w:val="16"/>
                 <w:szCs w:val="16"/>
               </w:rPr>
-              <w:t xml:space="preserve">34  </w:t>
-            </w:r>
-            <w:r>
-              <w:rPr>
-                <w:sz w:val="16"/>
-                <w:szCs w:val="16"/>
-              </w:rPr>
-              <w:t xml:space="preserve">20% × 230,000 = 46,000</w:t>
+              <w:t xml:space="preserve">33  </w:t>
+            </w:r>
+            <w:r>
+              <w:rPr>
+                <w:sz w:val="16"/>
+                <w:szCs w:val="16"/>
+              </w:rPr>
+              <w:t xml:space="preserve">2% of applied overhead</w:t>
             </w:r>
           </w:p>
         </w:tc>
@@ -14485,14 +14415,14 @@
                 <w:sz w:val="16"/>
                 <w:szCs w:val="16"/>
               </w:rPr>
-              <w:t xml:space="preserve">35  </w:t>
-            </w:r>
-            <w:r>
-              <w:rPr>
-                <w:sz w:val="16"/>
-                <w:szCs w:val="16"/>
-              </w:rPr>
-              <w:t xml:space="preserve">Depreciation of the bottling line</w:t>
+              <w:t xml:space="preserve">34  </w:t>
+            </w:r>
+            <w:r>
+              <w:rPr>
+                <w:sz w:val="16"/>
+                <w:szCs w:val="16"/>
+              </w:rPr>
+              <w:t xml:space="preserve">20% × 230,000 = 46,000</w:t>
             </w:r>
           </w:p>
         </w:tc>
@@ -14527,7 +14457,7 @@
                 <w:sz w:val="16"/>
                 <w:szCs w:val="16"/>
               </w:rPr>
-              <w:t xml:space="preserve">Cost of goods sold</w:t>
+              <w:t xml:space="preserve">Ending finished goods</w:t>
             </w:r>
           </w:p>
         </w:tc>
@@ -14553,14 +14483,14 @@
                 <w:sz w:val="16"/>
                 <w:szCs w:val="16"/>
               </w:rPr>
-              <w:t xml:space="preserve">36  </w:t>
-            </w:r>
-            <w:r>
-              <w:rPr>
-                <w:sz w:val="16"/>
-                <w:szCs w:val="16"/>
-              </w:rPr>
-              <w:t xml:space="preserve">Service department charges</w:t>
+              <w:t xml:space="preserve">35  </w:t>
+            </w:r>
+            <w:r>
+              <w:rPr>
+                <w:sz w:val="16"/>
+                <w:szCs w:val="16"/>
+              </w:rPr>
+              <w:t xml:space="preserve">Depreciation of the bottling line</w:t>
             </w:r>
           </w:p>
         </w:tc>
@@ -14621,14 +14551,14 @@
                 <w:sz w:val="16"/>
                 <w:szCs w:val="16"/>
               </w:rPr>
-              <w:t xml:space="preserve">37  </w:t>
-            </w:r>
-            <w:r>
-              <w:rPr>
-                <w:sz w:val="16"/>
-                <w:szCs w:val="16"/>
-              </w:rPr>
-              <w:t xml:space="preserve">Cleaning chemicals</w:t>
+              <w:t xml:space="preserve">36  </w:t>
+            </w:r>
+            <w:r>
+              <w:rPr>
+                <w:sz w:val="16"/>
+                <w:szCs w:val="16"/>
+              </w:rPr>
+              <w:t xml:space="preserve">Service department charges</w:t>
             </w:r>
           </w:p>
         </w:tc>
@@ -14663,7 +14593,7 @@
                 <w:sz w:val="16"/>
                 <w:szCs w:val="16"/>
               </w:rPr>
-              <w:t xml:space="preserve">Cost of Goods Sold</w:t>
+              <w:t xml:space="preserve">Work-in-Process Inventory</w:t>
             </w:r>
           </w:p>
         </w:tc>
@@ -14689,14 +14619,14 @@
                 <w:sz w:val="16"/>
                 <w:szCs w:val="16"/>
               </w:rPr>
-              <w:t xml:space="preserve">38  </w:t>
-            </w:r>
-            <w:r>
-              <w:rPr>
-                <w:sz w:val="16"/>
-                <w:szCs w:val="16"/>
-              </w:rPr>
-              <w:t xml:space="preserve">underapplied overhead</w:t>
+              <w:t xml:space="preserve">37  </w:t>
+            </w:r>
+            <w:r>
+              <w:rPr>
+                <w:sz w:val="16"/>
+                <w:szCs w:val="16"/>
+              </w:rPr>
+              <w:t xml:space="preserve">Cleaning chemicals</w:t>
             </w:r>
           </w:p>
         </w:tc>
@@ -14757,72 +14687,14 @@
                 <w:sz w:val="16"/>
                 <w:szCs w:val="16"/>
               </w:rPr>
-              <w:t xml:space="preserve">39  </w:t>
-            </w:r>
-            <w:r>
-              <w:rPr>
-                <w:sz w:val="16"/>
-                <w:szCs w:val="16"/>
-              </w:rPr>
-              <w:t xml:space="preserve">denominator level</w:t>
-            </w:r>
-          </w:p>
-        </w:tc>
-      </w:tr>
-      <w:tr>
-        <w:tc>
-          <w:tcPr>
-            <w:tcW w:type="pct" w:w="2500"/>
-            <w:tcMar>
-              <w:top w:type="dxa" w:w="20"/>
-              <w:left w:type="dxa" w:w="80"/>
-              <w:bottom w:type="dxa" w:w="20"/>
-              <w:right w:type="dxa" w:w="80"/>
-            </w:tcMar>
-          </w:tcPr>
-          <w:p>
-            <w:pPr>
-              <w:spacing w:before="12" w:after="12"/>
-            </w:pPr>
-            <w:r>
-              <w:rPr>
-                <w:b/>
-                <w:bCs/>
-                <w:color w:val="8186EF"/>
-                <w:sz w:val="16"/>
-                <w:szCs w:val="16"/>
-              </w:rPr>
-              <w:t xml:space="preserve">20  </w:t>
-            </w:r>
-            <w:r>
-              <w:rPr>
-                <w:sz w:val="16"/>
-                <w:szCs w:val="16"/>
-              </w:rPr>
-              <w:t xml:space="preserve">underapplied</w:t>
-            </w:r>
-          </w:p>
-        </w:tc>
-        <w:tc>
-          <w:tcPr>
-            <w:tcW w:type="pct" w:w="2500"/>
-            <w:tcMar>
-              <w:top w:type="dxa" w:w="20"/>
-              <w:left w:type="dxa" w:w="80"/>
-              <w:bottom w:type="dxa" w:w="20"/>
-              <w:right w:type="dxa" w:w="80"/>
-            </w:tcMar>
-          </w:tcPr>
-          <w:p>
-            <w:pPr>
-              <w:spacing w:before="24" w:after="24"/>
-            </w:pPr>
-            <w:r>
-              <w:rPr>
-                <w:sz w:val="16"/>
-                <w:szCs w:val="16"/>
-              </w:rPr>
-              <w:t xml:space="preserve"/>
+              <w:t xml:space="preserve">38  </w:t>
+            </w:r>
+            <w:r>
+              <w:rPr>
+                <w:sz w:val="16"/>
+                <w:szCs w:val="16"/>
+              </w:rPr>
+              <w:t xml:space="preserve">proration</w:t>
             </w:r>
           </w:p>
         </w:tc>
